--- a/Casos_de_uso_cursoMedico/CASO DE USO ESPECIFICO.docx
+++ b/Casos_de_uso_cursoMedico/CASO DE USO ESPECIFICO.docx
@@ -1,6 +1,6 @@
 
 <file path=word/document.xml><?xml version="1.0" encoding="utf-8"?>
-<w:document xmlns:wpc="http://schemas.microsoft.com/office/word/2010/wordprocessingCanvas" xmlns:cx="http://schemas.microsoft.com/office/drawing/2014/chartex" xmlns:cx1="http://schemas.microsoft.com/office/drawing/2015/9/8/chartex" xmlns:cx2="http://schemas.microsoft.com/office/drawing/2015/10/21/chartex" xmlns:cx3="http://schemas.microsoft.com/office/drawing/2016/5/9/chartex" xmlns:cx4="http://schemas.microsoft.com/office/drawing/2016/5/10/chartex" xmlns:cx5="http://schemas.microsoft.com/office/drawing/2016/5/11/chartex" xmlns:cx6="http://schemas.microsoft.com/office/drawing/2016/5/12/chartex" xmlns:cx7="http://schemas.microsoft.com/office/drawing/2016/5/13/chartex" xmlns:cx8="http://schemas.microsoft.com/office/drawing/2016/5/14/chartex" xmlns:mc="http://schemas.openxmlformats.org/markup-compatibility/2006" xmlns:aink="http://schemas.microsoft.com/office/drawing/2016/ink" xmlns:am3d="http://schemas.microsoft.com/office/drawing/2017/model3d" xmlns:o="urn:schemas-microsoft-com:office:office" xmlns:r="http://schemas.openxmlformats.org/officeDocument/2006/relationships" xmlns:m="http://schemas.openxmlformats.org/officeDocument/2006/math" xmlns:v="urn:schemas-microsoft-com:vml" xmlns:wp14="http://schemas.microsoft.com/office/word/2010/wordprocessingDrawing" xmlns:wp="http://schemas.openxmlformats.org/drawingml/2006/wordprocessingDrawing" xmlns:w10="urn:schemas-microsoft-com:office:word" xmlns:w="http://schemas.openxmlformats.org/wordprocessingml/2006/main" xmlns:w14="http://schemas.microsoft.com/office/word/2010/wordml" xmlns:w15="http://schemas.microsoft.com/office/word/2012/wordml" xmlns:w16cid="http://schemas.microsoft.com/office/word/2016/wordml/cid" xmlns:w16se="http://schemas.microsoft.com/office/word/2015/wordml/symex" xmlns:wpg="http://schemas.microsoft.com/office/word/2010/wordprocessingGroup" xmlns:wpi="http://schemas.microsoft.com/office/word/2010/wordprocessingInk" xmlns:wne="http://schemas.microsoft.com/office/word/2006/wordml" xmlns:wps="http://schemas.microsoft.com/office/word/2010/wordprocessingShape" mc:Ignorable="w14 w15 w16se w16cid wp14">
+<w:document xmlns:wpc="http://schemas.microsoft.com/office/word/2010/wordprocessingCanvas" xmlns:cx="http://schemas.microsoft.com/office/drawing/2014/chartex" xmlns:cx1="http://schemas.microsoft.com/office/drawing/2015/9/8/chartex" xmlns:cx2="http://schemas.microsoft.com/office/drawing/2015/10/21/chartex" xmlns:cx3="http://schemas.microsoft.com/office/drawing/2016/5/9/chartex" xmlns:cx4="http://schemas.microsoft.com/office/drawing/2016/5/10/chartex" xmlns:cx5="http://schemas.microsoft.com/office/drawing/2016/5/11/chartex" xmlns:cx6="http://schemas.microsoft.com/office/drawing/2016/5/12/chartex" xmlns:cx7="http://schemas.microsoft.com/office/drawing/2016/5/13/chartex" xmlns:cx8="http://schemas.microsoft.com/office/drawing/2016/5/14/chartex" xmlns:mc="http://schemas.openxmlformats.org/markup-compatibility/2006" xmlns:aink="http://schemas.microsoft.com/office/drawing/2016/ink" xmlns:am3d="http://schemas.microsoft.com/office/drawing/2017/model3d" xmlns:o="urn:schemas-microsoft-com:office:office" xmlns:oel="http://schemas.microsoft.com/office/2019/extlst" xmlns:r="http://schemas.openxmlformats.org/officeDocument/2006/relationships" xmlns:m="http://schemas.openxmlformats.org/officeDocument/2006/math" xmlns:v="urn:schemas-microsoft-com:vml" xmlns:wp14="http://schemas.microsoft.com/office/word/2010/wordprocessingDrawing" xmlns:wp="http://schemas.openxmlformats.org/drawingml/2006/wordprocessingDrawing" xmlns:w10="urn:schemas-microsoft-com:office:word" xmlns:w="http://schemas.openxmlformats.org/wordprocessingml/2006/main" xmlns:w14="http://schemas.microsoft.com/office/word/2010/wordml" xmlns:w15="http://schemas.microsoft.com/office/word/2012/wordml" xmlns:w16cex="http://schemas.microsoft.com/office/word/2018/wordml/cex" xmlns:w16cid="http://schemas.microsoft.com/office/word/2016/wordml/cid" xmlns:w16="http://schemas.microsoft.com/office/word/2018/wordml" xmlns:w16du="http://schemas.microsoft.com/office/word/2023/wordml/word16du" xmlns:w16sdtdh="http://schemas.microsoft.com/office/word/2020/wordml/sdtdatahash" xmlns:w16se="http://schemas.microsoft.com/office/word/2015/wordml/symex" xmlns:wpg="http://schemas.microsoft.com/office/word/2010/wordprocessingGroup" xmlns:wpi="http://schemas.microsoft.com/office/word/2010/wordprocessingInk" xmlns:wne="http://schemas.microsoft.com/office/word/2006/wordml" xmlns:wps="http://schemas.microsoft.com/office/word/2010/wordprocessingShape" mc:Ignorable="w14 w15 w16se w16cid w16 w16cex w16sdtdh w16du wp14">
   <w:body>
     <w:p/>
     <w:p>
@@ -473,21 +473,12 @@
                 <w:lang w:val="es-ES"/>
               </w:rPr>
             </w:pPr>
-            <w:proofErr w:type="spellStart"/>
-            <w:r>
-              <w:rPr>
-                <w:b/>
-                <w:lang w:val="es-ES"/>
-              </w:rPr>
-              <w:t>Pos</w:t>
-            </w:r>
-            <w:proofErr w:type="spellEnd"/>
-            <w:r>
-              <w:rPr>
-                <w:b/>
-                <w:lang w:val="es-ES"/>
-              </w:rPr>
-              <w:t xml:space="preserve"> condiciones</w:t>
+            <w:r>
+              <w:rPr>
+                <w:b/>
+                <w:lang w:val="es-ES"/>
+              </w:rPr>
+              <w:t>Pos condiciones</w:t>
             </w:r>
           </w:p>
         </w:tc>
@@ -602,21 +593,7 @@
               <w:rPr>
                 <w:lang w:val="es-ES"/>
               </w:rPr>
-              <w:t xml:space="preserve">El residente le da </w:t>
-            </w:r>
-            <w:proofErr w:type="spellStart"/>
-            <w:r>
-              <w:rPr>
-                <w:lang w:val="es-ES"/>
-              </w:rPr>
-              <w:t>click</w:t>
-            </w:r>
-            <w:proofErr w:type="spellEnd"/>
-            <w:r>
-              <w:rPr>
-                <w:lang w:val="es-ES"/>
-              </w:rPr>
-              <w:t xml:space="preserve"> en el botón Listado de cursos.</w:t>
+              <w:t>El residente le da click en el botón Listado de cursos.</w:t>
             </w:r>
           </w:p>
           <w:p>
@@ -634,22 +611,92 @@
               <w:rPr>
                 <w:lang w:val="es-ES"/>
               </w:rPr>
-              <w:t xml:space="preserve">El sistema despliega las opciones de consultar los cursos por fecha, nombre </w:t>
-            </w:r>
-            <w:proofErr w:type="spellStart"/>
-            <w:r>
-              <w:rPr>
-                <w:lang w:val="es-ES"/>
-              </w:rPr>
-              <w:t>y</w:t>
-            </w:r>
-            <w:proofErr w:type="spellEnd"/>
+              <w:t>El sistema visualiza el listado con todos los cursos y s</w:t>
+            </w:r>
+            <w:r>
+              <w:rPr>
+                <w:lang w:val="es-MX"/>
+              </w:rPr>
+              <w:t xml:space="preserve"> </w:t>
+            </w:r>
+            <w:r>
+              <w:rPr>
+                <w:lang w:val="es-ES"/>
+              </w:rPr>
+              <w:t>sus respectivos datos: nombre del curso, duración, precio, fecha de inicio.</w:t>
+            </w:r>
+          </w:p>
+          <w:p>
+            <w:pPr>
+              <w:pStyle w:val="Prrafodelista"/>
+              <w:numPr>
+                <w:ilvl w:val="0"/>
+                <w:numId w:val="2"/>
+              </w:numPr>
+              <w:rPr>
+                <w:lang w:val="es-ES"/>
+              </w:rPr>
+            </w:pPr>
+            <w:r>
+              <w:rPr>
+                <w:lang w:val="es-ES"/>
+              </w:rPr>
+              <w:t xml:space="preserve">El sistema despliega las opciones </w:t>
+            </w:r>
+            <w:r>
+              <w:rPr>
+                <w:lang w:val="es-ES"/>
+              </w:rPr>
+              <w:t>para</w:t>
+            </w:r>
+            <w:r>
+              <w:rPr>
+                <w:lang w:val="es-ES"/>
+              </w:rPr>
+              <w:t xml:space="preserve"> consultar los cursos por</w:t>
+            </w:r>
+            <w:r>
+              <w:rPr>
+                <w:lang w:val="es-ES"/>
+              </w:rPr>
+              <w:t xml:space="preserve"> cursos actuales, cursos antiguos,</w:t>
+            </w:r>
+            <w:r>
+              <w:rPr>
+                <w:lang w:val="es-ES"/>
+              </w:rPr>
+              <w:t xml:space="preserve"> nombre</w:t>
+            </w:r>
+            <w:r>
+              <w:rPr>
+                <w:lang w:val="es-ES"/>
+              </w:rPr>
+              <w:t xml:space="preserve"> del curso</w:t>
+            </w:r>
+            <w:r>
+              <w:rPr>
+                <w:lang w:val="es-ES"/>
+              </w:rPr>
+              <w:t xml:space="preserve"> </w:t>
+            </w:r>
+            <w:r>
+              <w:rPr>
+                <w:lang w:val="es-ES"/>
+              </w:rPr>
+              <w:t>e</w:t>
+            </w:r>
             <w:r>
               <w:rPr>
                 <w:lang w:val="es-ES"/>
               </w:rPr>
               <w:t xml:space="preserve"> ID</w:t>
             </w:r>
+            <w:r>
+              <w:rPr>
+                <w:lang w:val="es-ES"/>
+              </w:rPr>
+              <w:t xml:space="preserve"> del curso y cursos gratis.</w:t>
+            </w:r>
           </w:p>
           <w:p>
             <w:pPr>
@@ -668,8 +715,6 @@
               </w:rPr>
               <w:t>El sistema visualiza los cursos con sus respectivos datos: nombre del curso, duración, precio, fecha de inicio.</w:t>
             </w:r>
-            <w:bookmarkStart w:id="1" w:name="_GoBack"/>
-            <w:bookmarkEnd w:id="1"/>
           </w:p>
           <w:p>
             <w:pPr>
@@ -692,21 +737,13 @@
               <w:rPr>
                 <w:lang w:val="es-ES"/>
               </w:rPr>
-              <w:t xml:space="preserve">da </w:t>
-            </w:r>
-            <w:proofErr w:type="spellStart"/>
-            <w:r>
-              <w:rPr>
-                <w:lang w:val="es-ES"/>
-              </w:rPr>
-              <w:t>click</w:t>
-            </w:r>
-            <w:proofErr w:type="spellEnd"/>
-            <w:r>
-              <w:rPr>
-                <w:lang w:val="es-ES"/>
-              </w:rPr>
-              <w:t xml:space="preserve"> en consultar</w:t>
+              <w:t xml:space="preserve">da click en </w:t>
+            </w:r>
+            <w:r>
+              <w:rPr>
+                <w:lang w:val="es-ES"/>
+              </w:rPr>
+              <w:t>la opción</w:t>
             </w:r>
             <w:r>
               <w:rPr>
@@ -736,7 +773,19 @@
               <w:rPr>
                 <w:lang w:val="es-ES"/>
               </w:rPr>
-              <w:t>El sistema visualiza el listado con los cursos actuales.</w:t>
+              <w:t>El sistema visualiza el listado con los cursos actuales</w:t>
+            </w:r>
+            <w:r>
+              <w:rPr>
+                <w:lang w:val="es-ES"/>
+              </w:rPr>
+              <w:t xml:space="preserve"> con sus respectivos datos: nombre del curso, duración del curso, precio del curso, fecha de inicio del curso</w:t>
+            </w:r>
+            <w:r>
+              <w:rPr>
+                <w:lang w:val="es-ES"/>
+              </w:rPr>
+              <w:t>.</w:t>
             </w:r>
           </w:p>
           <w:p>
@@ -760,27 +809,31 @@
               <w:rPr>
                 <w:lang w:val="es-ES"/>
               </w:rPr>
-              <w:t xml:space="preserve">da </w:t>
-            </w:r>
-            <w:proofErr w:type="spellStart"/>
-            <w:r>
-              <w:rPr>
-                <w:lang w:val="es-ES"/>
-              </w:rPr>
-              <w:t>click</w:t>
-            </w:r>
-            <w:proofErr w:type="spellEnd"/>
-            <w:r>
-              <w:rPr>
-                <w:lang w:val="es-ES"/>
-              </w:rPr>
-              <w:t xml:space="preserve"> en</w:t>
-            </w:r>
-            <w:r>
-              <w:rPr>
-                <w:lang w:val="es-ES"/>
-              </w:rPr>
-              <w:t xml:space="preserve"> consultar los cursos antiguos.</w:t>
+              <w:t>da click en</w:t>
+            </w:r>
+            <w:r>
+              <w:rPr>
+                <w:lang w:val="es-ES"/>
+              </w:rPr>
+              <w:t xml:space="preserve"> </w:t>
+            </w:r>
+            <w:r>
+              <w:rPr>
+                <w:lang w:val="es-ES"/>
+              </w:rPr>
+              <w:t>la opción</w:t>
+            </w:r>
+            <w:r>
+              <w:rPr>
+                <w:lang w:val="es-ES"/>
+              </w:rPr>
+              <w:t xml:space="preserve"> los cursos antiguos</w:t>
+            </w:r>
+            <w:r>
+              <w:rPr>
+                <w:lang w:val="es-ES"/>
+              </w:rPr>
+              <w:t xml:space="preserve">. </w:t>
             </w:r>
           </w:p>
           <w:p>
@@ -798,7 +851,31 @@
               <w:rPr>
                 <w:lang w:val="es-ES"/>
               </w:rPr>
-              <w:t>El sistema visualiza el listado de cursos antiguos.</w:t>
+              <w:t>El sistema visualiza el listado de cursos antiguos</w:t>
+            </w:r>
+            <w:r>
+              <w:rPr>
+                <w:lang w:val="es-ES"/>
+              </w:rPr>
+              <w:t xml:space="preserve"> </w:t>
+            </w:r>
+            <w:r>
+              <w:rPr>
+                <w:lang w:val="es-ES"/>
+              </w:rPr>
+              <w:t>con</w:t>
+            </w:r>
+            <w:r>
+              <w:rPr>
+                <w:lang w:val="es-ES"/>
+              </w:rPr>
+              <w:t xml:space="preserve"> sus</w:t>
+            </w:r>
+            <w:r>
+              <w:rPr>
+                <w:lang w:val="es-ES"/>
+              </w:rPr>
+              <w:t xml:space="preserve"> respectivos datos: nombre del curso, duración del curso, precio del curso, fecha de inicio del curso.</w:t>
             </w:r>
           </w:p>
           <w:p>
@@ -858,7 +935,31 @@
               <w:rPr>
                 <w:lang w:val="es-ES"/>
               </w:rPr>
-              <w:t>El sistema visualiza el curso buscado por nombre.</w:t>
+              <w:t>El sistema visualiza el curso busca</w:t>
+            </w:r>
+            <w:r>
+              <w:rPr>
+                <w:lang w:val="es-ES"/>
+              </w:rPr>
+              <w:t>do</w:t>
+            </w:r>
+            <w:r>
+              <w:rPr>
+                <w:lang w:val="es-ES"/>
+              </w:rPr>
+              <w:t xml:space="preserve"> por nombre</w:t>
+            </w:r>
+            <w:r>
+              <w:rPr>
+                <w:lang w:val="es-ES"/>
+              </w:rPr>
+              <w:t xml:space="preserve"> con sus respectivos datos: nombre </w:t>
+            </w:r>
+            <w:r>
+              <w:rPr>
+                <w:lang w:val="es-ES"/>
+              </w:rPr>
+              <w:t>del curso, duración del curso, precio del curso, fecha de inicio del curso.</w:t>
             </w:r>
           </w:p>
           <w:p>
@@ -924,7 +1025,19 @@
               <w:rPr>
                 <w:lang w:val="es-ES"/>
               </w:rPr>
-              <w:t xml:space="preserve"> el curso buscado por el ID.</w:t>
+              <w:t xml:space="preserve"> el curso buscado por el ID</w:t>
+            </w:r>
+            <w:r>
+              <w:rPr>
+                <w:lang w:val="es-ES"/>
+              </w:rPr>
+              <w:t xml:space="preserve"> </w:t>
+            </w:r>
+            <w:r>
+              <w:rPr>
+                <w:lang w:val="es-ES"/>
+              </w:rPr>
+              <w:t>con sus respectivos datos: nombre del curso, duración del curso, precio del curso, fecha de inicio del curso.</w:t>
             </w:r>
           </w:p>
           <w:p>
@@ -942,19 +1055,55 @@
               <w:rPr>
                 <w:lang w:val="es-ES"/>
               </w:rPr>
-              <w:t>Entre los cursos</w:t>
-            </w:r>
-            <w:r>
-              <w:rPr>
-                <w:lang w:val="es-ES"/>
-              </w:rPr>
-              <w:t xml:space="preserve"> de pago</w:t>
-            </w:r>
-            <w:r>
-              <w:rPr>
-                <w:lang w:val="es-ES"/>
-              </w:rPr>
-              <w:t xml:space="preserve"> aparece también, el curso gratuito.</w:t>
+              <w:t xml:space="preserve">El residente da click en </w:t>
+            </w:r>
+            <w:r>
+              <w:rPr>
+                <w:lang w:val="es-ES"/>
+              </w:rPr>
+              <w:t>la opción</w:t>
+            </w:r>
+            <w:r>
+              <w:rPr>
+                <w:lang w:val="es-ES"/>
+              </w:rPr>
+              <w:t xml:space="preserve"> cursos gratis</w:t>
+            </w:r>
+            <w:r>
+              <w:rPr>
+                <w:lang w:val="es-ES"/>
+              </w:rPr>
+              <w:t>.</w:t>
+            </w:r>
+          </w:p>
+          <w:p>
+            <w:pPr>
+              <w:pStyle w:val="Prrafodelista"/>
+              <w:numPr>
+                <w:ilvl w:val="0"/>
+                <w:numId w:val="2"/>
+              </w:numPr>
+              <w:rPr>
+                <w:lang w:val="es-ES"/>
+              </w:rPr>
+            </w:pPr>
+            <w:r>
+              <w:rPr>
+                <w:lang w:val="es-ES"/>
+              </w:rPr>
+              <w:t>El sistema visualiza el listado de cursos gratis</w:t>
+            </w:r>
+            <w:r>
+              <w:rPr>
+                <w:lang w:val="es-ES"/>
+              </w:rPr>
+              <w:t xml:space="preserve"> con sus </w:t>
+            </w:r>
+            <w:r>
+              <w:rPr>
+                <w:lang w:val="es-ES"/>
+              </w:rPr>
+              <w:t>respectivos datos: nombre del curso, duración del curso, fecha de inicio del curso.</w:t>
             </w:r>
           </w:p>
           <w:p>
@@ -1110,6 +1259,41 @@
       <w:pPr>
         <w:rPr>
           <w:lang w:val="es-ES"/>
+        </w:rPr>
+      </w:pPr>
+    </w:p>
+    <w:p>
+      <w:pPr>
+        <w:rPr>
+          <w:lang w:val="es-CO"/>
+        </w:rPr>
+      </w:pPr>
+    </w:p>
+    <w:p>
+      <w:pPr>
+        <w:rPr>
+          <w:lang w:val="es-CO"/>
+        </w:rPr>
+      </w:pPr>
+    </w:p>
+    <w:p>
+      <w:pPr>
+        <w:rPr>
+          <w:lang w:val="es-CO"/>
+        </w:rPr>
+      </w:pPr>
+    </w:p>
+    <w:p>
+      <w:pPr>
+        <w:rPr>
+          <w:lang w:val="es-CO"/>
+        </w:rPr>
+      </w:pPr>
+    </w:p>
+    <w:p>
+      <w:pPr>
+        <w:rPr>
+          <w:lang w:val="es-CO"/>
         </w:rPr>
       </w:pPr>
     </w:p>
@@ -1147,6 +1331,7 @@
                 <w:b/>
                 <w:lang w:val="es-ES"/>
               </w:rPr>
+              <w:lastRenderedPageBreak/>
               <w:t>Nombre</w:t>
             </w:r>
           </w:p>
@@ -1377,13 +1562,19 @@
               <w:rPr>
                 <w:lang w:val="es-ES"/>
               </w:rPr>
-              <w:t>, este</w:t>
-            </w:r>
-            <w:r>
-              <w:rPr>
-                <w:lang w:val="es-ES"/>
-              </w:rPr>
-              <w:t xml:space="preserve"> t</w:t>
+              <w:t xml:space="preserve">, </w:t>
+            </w:r>
+            <w:r>
+              <w:rPr>
+                <w:lang w:val="es-ES"/>
+              </w:rPr>
+              <w:t xml:space="preserve">por lo que </w:t>
+            </w:r>
+            <w:r>
+              <w:rPr>
+                <w:lang w:val="es-ES"/>
+              </w:rPr>
+              <w:t>t</w:t>
             </w:r>
             <w:r>
               <w:rPr>
@@ -1395,7 +1586,7 @@
               <w:rPr>
                 <w:lang w:val="es-ES"/>
               </w:rPr>
-              <w:t xml:space="preserve"> disponibles las diferentes opciones que le corresponden con sus permisos</w:t>
+              <w:t xml:space="preserve"> disponible las diferentes opciones que le corresponden con sus permisos</w:t>
             </w:r>
             <w:r>
               <w:rPr>
@@ -1456,21 +1647,12 @@
                 <w:lang w:val="es-ES"/>
               </w:rPr>
             </w:pPr>
-            <w:proofErr w:type="spellStart"/>
-            <w:r>
-              <w:rPr>
-                <w:b/>
-                <w:lang w:val="es-ES"/>
-              </w:rPr>
-              <w:t>Pos</w:t>
-            </w:r>
-            <w:proofErr w:type="spellEnd"/>
-            <w:r>
-              <w:rPr>
-                <w:b/>
-                <w:lang w:val="es-ES"/>
-              </w:rPr>
-              <w:t xml:space="preserve"> condiciones</w:t>
+            <w:r>
+              <w:rPr>
+                <w:b/>
+                <w:lang w:val="es-ES"/>
+              </w:rPr>
+              <w:t>Pos condiciones</w:t>
             </w:r>
           </w:p>
         </w:tc>
@@ -1675,21 +1857,7 @@
               <w:rPr>
                 <w:lang w:val="es-ES"/>
               </w:rPr>
-              <w:t xml:space="preserve">El actor da </w:t>
-            </w:r>
-            <w:proofErr w:type="spellStart"/>
-            <w:r>
-              <w:rPr>
-                <w:lang w:val="es-ES"/>
-              </w:rPr>
-              <w:t>click</w:t>
-            </w:r>
-            <w:proofErr w:type="spellEnd"/>
-            <w:r>
-              <w:rPr>
-                <w:lang w:val="es-ES"/>
-              </w:rPr>
-              <w:t xml:space="preserve"> en </w:t>
+              <w:t xml:space="preserve">El actor da click en </w:t>
             </w:r>
             <w:r>
               <w:rPr>
@@ -1737,7 +1905,13 @@
               <w:rPr>
                 <w:lang w:val="es-ES"/>
               </w:rPr>
-              <w:t>Se muestra un mensaje que dice “Se ha agregado curso”.</w:t>
+              <w:t xml:space="preserve">El sistema visualiza </w:t>
+            </w:r>
+            <w:r>
+              <w:rPr>
+                <w:lang w:val="es-ES"/>
+              </w:rPr>
+              <w:t>un mensaje que dice “Se ha agregado curso”.</w:t>
             </w:r>
           </w:p>
           <w:p>
@@ -1755,7 +1929,19 @@
               <w:rPr>
                 <w:lang w:val="es-ES"/>
               </w:rPr>
-              <w:t>El curso se agrega al carrito de compras.</w:t>
+              <w:t xml:space="preserve">El </w:t>
+            </w:r>
+            <w:r>
+              <w:rPr>
+                <w:lang w:val="es-ES"/>
+              </w:rPr>
+              <w:t xml:space="preserve">sistema agrega el </w:t>
+            </w:r>
+            <w:r>
+              <w:rPr>
+                <w:lang w:val="es-ES"/>
+              </w:rPr>
+              <w:t>curso al carrito de compras.</w:t>
             </w:r>
           </w:p>
           <w:p>
@@ -1773,7 +1959,6 @@
               <w:rPr>
                 <w:lang w:val="es-ES"/>
               </w:rPr>
-              <w:lastRenderedPageBreak/>
               <w:t>De lo contrario, se dirige al flujo alterno.</w:t>
             </w:r>
           </w:p>
@@ -1806,7 +1991,6 @@
                 <w:b/>
                 <w:lang w:val="es-ES"/>
               </w:rPr>
-              <w:lastRenderedPageBreak/>
               <w:t>Flujos alternos</w:t>
             </w:r>
           </w:p>
@@ -2113,6 +2297,19 @@
               <w:t xml:space="preserve">residente debe estar registrado al sistema, este tiene disponibles las diferentes opciones que le corresponden con sus permisos. </w:t>
             </w:r>
           </w:p>
+          <w:p>
+            <w:pPr>
+              <w:rPr>
+                <w:lang w:val="es-ES"/>
+              </w:rPr>
+            </w:pPr>
+            <w:r>
+              <w:rPr>
+                <w:lang w:val="es-ES"/>
+              </w:rPr>
+              <w:t>Debe haber matriculado un curso.</w:t>
+            </w:r>
+          </w:p>
         </w:tc>
       </w:tr>
       <w:tr>
@@ -2127,21 +2324,12 @@
                 <w:lang w:val="es-ES"/>
               </w:rPr>
             </w:pPr>
-            <w:proofErr w:type="spellStart"/>
-            <w:r>
-              <w:rPr>
-                <w:b/>
-                <w:lang w:val="es-ES"/>
-              </w:rPr>
-              <w:t>Pos</w:t>
-            </w:r>
-            <w:proofErr w:type="spellEnd"/>
-            <w:r>
-              <w:rPr>
-                <w:b/>
-                <w:lang w:val="es-ES"/>
-              </w:rPr>
-              <w:t xml:space="preserve"> condiciones</w:t>
+            <w:r>
+              <w:rPr>
+                <w:b/>
+                <w:lang w:val="es-ES"/>
+              </w:rPr>
+              <w:t>Pos condiciones</w:t>
             </w:r>
           </w:p>
         </w:tc>
@@ -2232,21 +2420,7 @@
               <w:rPr>
                 <w:lang w:val="es-ES"/>
               </w:rPr>
-              <w:t xml:space="preserve">El actor da </w:t>
-            </w:r>
-            <w:proofErr w:type="spellStart"/>
-            <w:r>
-              <w:rPr>
-                <w:lang w:val="es-ES"/>
-              </w:rPr>
-              <w:t>click</w:t>
-            </w:r>
-            <w:proofErr w:type="spellEnd"/>
-            <w:r>
-              <w:rPr>
-                <w:lang w:val="es-ES"/>
-              </w:rPr>
-              <w:t xml:space="preserve"> en el botón</w:t>
+              <w:t>El actor da click en el botón</w:t>
             </w:r>
             <w:r>
               <w:rPr>
@@ -2276,19 +2450,49 @@
               <w:rPr>
                 <w:lang w:val="es-ES"/>
               </w:rPr>
-              <w:t>Se</w:t>
-            </w:r>
-            <w:r>
-              <w:rPr>
-                <w:lang w:val="es-ES"/>
-              </w:rPr>
-              <w:t xml:space="preserve"> visualizan los cursos agregados por el residente en el carrito de compras</w:t>
+              <w:t>El sistema</w:t>
+            </w:r>
+            <w:r>
+              <w:rPr>
+                <w:lang w:val="es-ES"/>
+              </w:rPr>
+              <w:t xml:space="preserve"> visualiza los cursos agregados</w:t>
+            </w:r>
+            <w:r>
+              <w:rPr>
+                <w:lang w:val="es-ES"/>
+              </w:rPr>
+              <w:t xml:space="preserve"> o matriculados</w:t>
+            </w:r>
+            <w:r>
+              <w:rPr>
+                <w:lang w:val="es-ES"/>
+              </w:rPr>
+              <w:t xml:space="preserve"> por el residente en el carrito de compras</w:t>
             </w:r>
             <w:r>
               <w:rPr>
                 <w:lang w:val="es-ES"/>
               </w:rPr>
               <w:t>.</w:t>
+            </w:r>
+          </w:p>
+          <w:p>
+            <w:pPr>
+              <w:pStyle w:val="Prrafodelista"/>
+              <w:numPr>
+                <w:ilvl w:val="0"/>
+                <w:numId w:val="2"/>
+              </w:numPr>
+              <w:rPr>
+                <w:lang w:val="es-ES"/>
+              </w:rPr>
+            </w:pPr>
+            <w:r>
+              <w:rPr>
+                <w:lang w:val="es-ES"/>
+              </w:rPr>
+              <w:t>El sistema visualiza los cursos con el nombre del curso, el ID del curso, el precio del curso, y la fecha de inicio de curso.</w:t>
             </w:r>
           </w:p>
           <w:p>
@@ -2387,6 +2591,26 @@
                 <w:lang w:val="es-ES"/>
               </w:rPr>
               <w:t xml:space="preserve"> “0”.</w:t>
+            </w:r>
+          </w:p>
+          <w:p>
+            <w:pPr>
+              <w:pStyle w:val="Prrafodelista"/>
+              <w:numPr>
+                <w:ilvl w:val="0"/>
+                <w:numId w:val="23"/>
+              </w:numPr>
+              <w:rPr>
+                <w:b/>
+                <w:lang w:val="es-ES"/>
+              </w:rPr>
+            </w:pPr>
+            <w:r>
+              <w:rPr>
+                <w:b/>
+                <w:lang w:val="es-ES"/>
+              </w:rPr>
+              <w:t>Si ha agregado un curso gratis al carrito, aparece el mensaje del precio en “0”.</w:t>
             </w:r>
           </w:p>
           <w:p>
@@ -2682,21 +2906,12 @@
                 <w:lang w:val="es-ES"/>
               </w:rPr>
             </w:pPr>
-            <w:proofErr w:type="spellStart"/>
-            <w:r>
-              <w:rPr>
-                <w:b/>
-                <w:lang w:val="es-ES"/>
-              </w:rPr>
-              <w:t>Pos</w:t>
-            </w:r>
-            <w:proofErr w:type="spellEnd"/>
-            <w:r>
-              <w:rPr>
-                <w:b/>
-                <w:lang w:val="es-ES"/>
-              </w:rPr>
-              <w:t xml:space="preserve"> condiciones</w:t>
+            <w:r>
+              <w:rPr>
+                <w:b/>
+                <w:lang w:val="es-ES"/>
+              </w:rPr>
+              <w:t>Pos condiciones</w:t>
             </w:r>
           </w:p>
         </w:tc>
@@ -2769,6 +2984,7 @@
               <w:rPr>
                 <w:lang w:val="es-ES"/>
               </w:rPr>
+              <w:lastRenderedPageBreak/>
               <w:t>E</w:t>
             </w:r>
             <w:r>
@@ -2811,21 +3027,7 @@
               <w:rPr>
                 <w:lang w:val="es-ES"/>
               </w:rPr>
-              <w:t xml:space="preserve">El actor da </w:t>
-            </w:r>
-            <w:proofErr w:type="spellStart"/>
-            <w:r>
-              <w:rPr>
-                <w:lang w:val="es-ES"/>
-              </w:rPr>
-              <w:t>click</w:t>
-            </w:r>
-            <w:proofErr w:type="spellEnd"/>
-            <w:r>
-              <w:rPr>
-                <w:lang w:val="es-ES"/>
-              </w:rPr>
-              <w:t xml:space="preserve"> en el botón </w:t>
+              <w:t xml:space="preserve">El actor da click en el botón </w:t>
             </w:r>
             <w:r>
               <w:rPr>
@@ -2903,21 +3105,7 @@
               <w:rPr>
                 <w:lang w:val="es-ES"/>
               </w:rPr>
-              <w:t xml:space="preserve">El actor le da </w:t>
-            </w:r>
-            <w:proofErr w:type="spellStart"/>
-            <w:r>
-              <w:rPr>
-                <w:lang w:val="es-ES"/>
-              </w:rPr>
-              <w:t>click</w:t>
-            </w:r>
-            <w:proofErr w:type="spellEnd"/>
-            <w:r>
-              <w:rPr>
-                <w:lang w:val="es-ES"/>
-              </w:rPr>
-              <w:t xml:space="preserve"> en aceptar.</w:t>
+              <w:t>El actor le da click en aceptar.</w:t>
             </w:r>
           </w:p>
           <w:p>
@@ -3344,22 +3532,12 @@
                 <w:lang w:val="es-ES"/>
               </w:rPr>
             </w:pPr>
-            <w:proofErr w:type="spellStart"/>
-            <w:r>
-              <w:rPr>
-                <w:b/>
-                <w:lang w:val="es-ES"/>
-              </w:rPr>
-              <w:lastRenderedPageBreak/>
-              <w:t>Pos</w:t>
-            </w:r>
-            <w:proofErr w:type="spellEnd"/>
-            <w:r>
-              <w:rPr>
-                <w:b/>
-                <w:lang w:val="es-ES"/>
-              </w:rPr>
-              <w:t xml:space="preserve"> condiciones</w:t>
+            <w:r>
+              <w:rPr>
+                <w:b/>
+                <w:lang w:val="es-ES"/>
+              </w:rPr>
+              <w:t>Pos condiciones</w:t>
             </w:r>
           </w:p>
         </w:tc>
@@ -3480,21 +3658,7 @@
               <w:rPr>
                 <w:lang w:val="es-ES"/>
               </w:rPr>
-              <w:t xml:space="preserve">El actor da </w:t>
-            </w:r>
-            <w:proofErr w:type="spellStart"/>
-            <w:r>
-              <w:rPr>
-                <w:lang w:val="es-ES"/>
-              </w:rPr>
-              <w:t>click</w:t>
-            </w:r>
-            <w:proofErr w:type="spellEnd"/>
-            <w:r>
-              <w:rPr>
-                <w:lang w:val="es-ES"/>
-              </w:rPr>
-              <w:t xml:space="preserve"> en el botón</w:t>
+              <w:t>El actor da click en el botón</w:t>
             </w:r>
             <w:r>
               <w:rPr>
@@ -3662,21 +3826,7 @@
               <w:rPr>
                 <w:lang w:val="es-ES"/>
               </w:rPr>
-              <w:t xml:space="preserve"> </w:t>
-            </w:r>
-            <w:proofErr w:type="spellStart"/>
-            <w:r>
-              <w:rPr>
-                <w:lang w:val="es-ES"/>
-              </w:rPr>
-              <w:t>click</w:t>
-            </w:r>
-            <w:proofErr w:type="spellEnd"/>
-            <w:r>
-              <w:rPr>
-                <w:lang w:val="es-ES"/>
-              </w:rPr>
-              <w:t xml:space="preserve"> en confirmar pago</w:t>
+              <w:t xml:space="preserve"> click en confirmar pago</w:t>
             </w:r>
             <w:r>
               <w:rPr>
@@ -4184,21 +4334,12 @@
                 <w:lang w:val="es-ES"/>
               </w:rPr>
             </w:pPr>
-            <w:proofErr w:type="spellStart"/>
-            <w:r>
-              <w:rPr>
-                <w:b/>
-                <w:lang w:val="es-ES"/>
-              </w:rPr>
-              <w:t>Pos</w:t>
-            </w:r>
-            <w:proofErr w:type="spellEnd"/>
-            <w:r>
-              <w:rPr>
-                <w:b/>
-                <w:lang w:val="es-ES"/>
-              </w:rPr>
-              <w:t xml:space="preserve"> condiciones</w:t>
+            <w:r>
+              <w:rPr>
+                <w:b/>
+                <w:lang w:val="es-ES"/>
+              </w:rPr>
+              <w:t>Pos condiciones</w:t>
             </w:r>
           </w:p>
         </w:tc>
@@ -4265,6 +4406,7 @@
               <w:rPr>
                 <w:lang w:val="es-ES"/>
               </w:rPr>
+              <w:lastRenderedPageBreak/>
               <w:t xml:space="preserve">El sistema visualiza el menú </w:t>
             </w:r>
             <w:r>
@@ -4313,21 +4455,7 @@
               <w:rPr>
                 <w:lang w:val="es-ES"/>
               </w:rPr>
-              <w:t xml:space="preserve"> dará </w:t>
-            </w:r>
-            <w:proofErr w:type="spellStart"/>
-            <w:r>
-              <w:rPr>
-                <w:lang w:val="es-ES"/>
-              </w:rPr>
-              <w:t>click</w:t>
-            </w:r>
-            <w:proofErr w:type="spellEnd"/>
-            <w:r>
-              <w:rPr>
-                <w:lang w:val="es-ES"/>
-              </w:rPr>
-              <w:t xml:space="preserve"> en </w:t>
+              <w:t xml:space="preserve"> dará click en </w:t>
             </w:r>
             <w:r>
               <w:rPr>
@@ -4739,7 +4867,6 @@
               <w:rPr>
                 <w:lang w:val="es-ES"/>
               </w:rPr>
-              <w:lastRenderedPageBreak/>
               <w:t xml:space="preserve">Ha realizado el pago del banco de preguntas. </w:t>
             </w:r>
             <w:r>
@@ -4763,22 +4890,12 @@
                 <w:lang w:val="es-ES"/>
               </w:rPr>
             </w:pPr>
-            <w:proofErr w:type="spellStart"/>
-            <w:r>
-              <w:rPr>
-                <w:b/>
-                <w:lang w:val="es-ES"/>
-              </w:rPr>
-              <w:lastRenderedPageBreak/>
-              <w:t>Pos</w:t>
-            </w:r>
-            <w:proofErr w:type="spellEnd"/>
-            <w:r>
-              <w:rPr>
-                <w:b/>
-                <w:lang w:val="es-ES"/>
-              </w:rPr>
-              <w:t xml:space="preserve"> condiciones</w:t>
+            <w:r>
+              <w:rPr>
+                <w:b/>
+                <w:lang w:val="es-ES"/>
+              </w:rPr>
+              <w:t>Pos condiciones</w:t>
             </w:r>
           </w:p>
         </w:tc>
@@ -4863,21 +4980,7 @@
               <w:rPr>
                 <w:lang w:val="es-ES"/>
               </w:rPr>
-              <w:t xml:space="preserve">El residente dará </w:t>
-            </w:r>
-            <w:proofErr w:type="spellStart"/>
-            <w:r>
-              <w:rPr>
-                <w:lang w:val="es-ES"/>
-              </w:rPr>
-              <w:t>click</w:t>
-            </w:r>
-            <w:proofErr w:type="spellEnd"/>
-            <w:r>
-              <w:rPr>
-                <w:lang w:val="es-ES"/>
-              </w:rPr>
-              <w:t xml:space="preserve"> en el botón Personalizar banco de preguntas.</w:t>
+              <w:t>El residente dará click en el botón Personalizar banco de preguntas.</w:t>
             </w:r>
           </w:p>
           <w:p>
@@ -5328,21 +5431,12 @@
                 <w:lang w:val="es-ES"/>
               </w:rPr>
             </w:pPr>
-            <w:proofErr w:type="spellStart"/>
-            <w:r>
-              <w:rPr>
-                <w:b/>
-                <w:lang w:val="es-ES"/>
-              </w:rPr>
-              <w:t>Pos</w:t>
-            </w:r>
-            <w:proofErr w:type="spellEnd"/>
-            <w:r>
-              <w:rPr>
-                <w:b/>
-                <w:lang w:val="es-ES"/>
-              </w:rPr>
-              <w:t xml:space="preserve"> condiciones</w:t>
+            <w:r>
+              <w:rPr>
+                <w:b/>
+                <w:lang w:val="es-ES"/>
+              </w:rPr>
+              <w:t>Pos condiciones</w:t>
             </w:r>
           </w:p>
         </w:tc>
@@ -5451,21 +5545,7 @@
               <w:rPr>
                 <w:lang w:val="es-ES"/>
               </w:rPr>
-              <w:t xml:space="preserve">El actor dará la </w:t>
-            </w:r>
-            <w:proofErr w:type="spellStart"/>
-            <w:r>
-              <w:rPr>
-                <w:lang w:val="es-ES"/>
-              </w:rPr>
-              <w:t>click</w:t>
-            </w:r>
-            <w:proofErr w:type="spellEnd"/>
-            <w:r>
-              <w:rPr>
-                <w:lang w:val="es-ES"/>
-              </w:rPr>
-              <w:t xml:space="preserve"> en el botón Realizar evaluación.</w:t>
+              <w:t>El actor dará la click en el botón Realizar evaluación.</w:t>
             </w:r>
           </w:p>
           <w:p>
@@ -5866,21 +5946,12 @@
                 <w:lang w:val="es-ES"/>
               </w:rPr>
             </w:pPr>
-            <w:proofErr w:type="spellStart"/>
-            <w:r>
-              <w:rPr>
-                <w:b/>
-                <w:lang w:val="es-ES"/>
-              </w:rPr>
-              <w:t>Pos</w:t>
-            </w:r>
-            <w:proofErr w:type="spellEnd"/>
-            <w:r>
-              <w:rPr>
-                <w:b/>
-                <w:lang w:val="es-ES"/>
-              </w:rPr>
-              <w:t xml:space="preserve"> condiciones</w:t>
+            <w:r>
+              <w:rPr>
+                <w:b/>
+                <w:lang w:val="es-ES"/>
+              </w:rPr>
+              <w:t>Pos condiciones</w:t>
             </w:r>
           </w:p>
         </w:tc>
@@ -5971,21 +6042,7 @@
               <w:rPr>
                 <w:lang w:val="es-ES"/>
               </w:rPr>
-              <w:t xml:space="preserve">El actor da </w:t>
-            </w:r>
-            <w:proofErr w:type="spellStart"/>
-            <w:r>
-              <w:rPr>
-                <w:lang w:val="es-ES"/>
-              </w:rPr>
-              <w:t>click</w:t>
-            </w:r>
-            <w:proofErr w:type="spellEnd"/>
-            <w:r>
-              <w:rPr>
-                <w:lang w:val="es-ES"/>
-              </w:rPr>
-              <w:t xml:space="preserve"> en el botón </w:t>
+              <w:t xml:space="preserve">El actor da click en el botón </w:t>
             </w:r>
             <w:r>
               <w:rPr>
@@ -6104,7 +6161,6 @@
                 <w:b/>
                 <w:lang w:val="es-ES"/>
               </w:rPr>
-              <w:lastRenderedPageBreak/>
               <w:t>Si el residente no está registrado aparecerá un mensaje que dice “No registrado”.</w:t>
             </w:r>
           </w:p>
@@ -6424,21 +6480,12 @@
                 <w:lang w:val="es-ES"/>
               </w:rPr>
             </w:pPr>
-            <w:proofErr w:type="spellStart"/>
-            <w:r>
-              <w:rPr>
-                <w:b/>
-                <w:lang w:val="es-ES"/>
-              </w:rPr>
-              <w:t>Pos</w:t>
-            </w:r>
-            <w:proofErr w:type="spellEnd"/>
-            <w:r>
-              <w:rPr>
-                <w:b/>
-                <w:lang w:val="es-ES"/>
-              </w:rPr>
-              <w:t xml:space="preserve"> condiciones</w:t>
+            <w:r>
+              <w:rPr>
+                <w:b/>
+                <w:lang w:val="es-ES"/>
+              </w:rPr>
+              <w:t>Pos condiciones</w:t>
             </w:r>
           </w:p>
         </w:tc>
@@ -6529,21 +6576,7 @@
               <w:rPr>
                 <w:lang w:val="es-ES"/>
               </w:rPr>
-              <w:t xml:space="preserve">El actor da </w:t>
-            </w:r>
-            <w:proofErr w:type="spellStart"/>
-            <w:r>
-              <w:rPr>
-                <w:lang w:val="es-ES"/>
-              </w:rPr>
-              <w:t>click</w:t>
-            </w:r>
-            <w:proofErr w:type="spellEnd"/>
-            <w:r>
-              <w:rPr>
-                <w:lang w:val="es-ES"/>
-              </w:rPr>
-              <w:t xml:space="preserve"> en el botón Modificar información.</w:t>
+              <w:t>El actor da click en el botón Modificar información.</w:t>
             </w:r>
           </w:p>
           <w:p>
@@ -6609,21 +6642,7 @@
               <w:rPr>
                 <w:lang w:val="es-ES"/>
               </w:rPr>
-              <w:t xml:space="preserve">El residente le da </w:t>
-            </w:r>
-            <w:proofErr w:type="spellStart"/>
-            <w:r>
-              <w:rPr>
-                <w:lang w:val="es-ES"/>
-              </w:rPr>
-              <w:t>click</w:t>
-            </w:r>
-            <w:proofErr w:type="spellEnd"/>
-            <w:r>
-              <w:rPr>
-                <w:lang w:val="es-ES"/>
-              </w:rPr>
-              <w:t xml:space="preserve"> en Guardar.</w:t>
+              <w:t>El residente le da click en Guardar.</w:t>
             </w:r>
           </w:p>
           <w:p>
@@ -6977,6 +6996,7 @@
               <w:rPr>
                 <w:lang w:val="es-ES"/>
               </w:rPr>
+              <w:lastRenderedPageBreak/>
               <w:t>Haber realizado la evaluación.</w:t>
             </w:r>
             <w:r>
@@ -7000,21 +7020,13 @@
                 <w:lang w:val="es-ES"/>
               </w:rPr>
             </w:pPr>
-            <w:proofErr w:type="spellStart"/>
-            <w:r>
-              <w:rPr>
-                <w:b/>
-                <w:lang w:val="es-ES"/>
-              </w:rPr>
-              <w:t>Pos</w:t>
-            </w:r>
-            <w:proofErr w:type="spellEnd"/>
-            <w:r>
-              <w:rPr>
-                <w:b/>
-                <w:lang w:val="es-ES"/>
-              </w:rPr>
-              <w:t xml:space="preserve"> condiciones</w:t>
+            <w:r>
+              <w:rPr>
+                <w:b/>
+                <w:lang w:val="es-ES"/>
+              </w:rPr>
+              <w:lastRenderedPageBreak/>
+              <w:t>Pos condiciones</w:t>
             </w:r>
           </w:p>
         </w:tc>
@@ -7111,21 +7123,7 @@
               <w:rPr>
                 <w:lang w:val="es-ES"/>
               </w:rPr>
-              <w:t xml:space="preserve">El actor le da </w:t>
-            </w:r>
-            <w:proofErr w:type="spellStart"/>
-            <w:r>
-              <w:rPr>
-                <w:lang w:val="es-ES"/>
-              </w:rPr>
-              <w:t>click</w:t>
-            </w:r>
-            <w:proofErr w:type="spellEnd"/>
-            <w:r>
-              <w:rPr>
-                <w:lang w:val="es-ES"/>
-              </w:rPr>
-              <w:t xml:space="preserve"> en Consultar ranking.</w:t>
+              <w:t>El actor le da click en Consultar ranking.</w:t>
             </w:r>
           </w:p>
           <w:p>
@@ -7586,21 +7584,12 @@
                 <w:lang w:val="es-ES"/>
               </w:rPr>
             </w:pPr>
-            <w:proofErr w:type="spellStart"/>
-            <w:r>
-              <w:rPr>
-                <w:b/>
-                <w:lang w:val="es-ES"/>
-              </w:rPr>
-              <w:t>Pos</w:t>
-            </w:r>
-            <w:proofErr w:type="spellEnd"/>
-            <w:r>
-              <w:rPr>
-                <w:b/>
-                <w:lang w:val="es-ES"/>
-              </w:rPr>
-              <w:t xml:space="preserve"> condiciones</w:t>
+            <w:r>
+              <w:rPr>
+                <w:b/>
+                <w:lang w:val="es-ES"/>
+              </w:rPr>
+              <w:t>Pos condiciones</w:t>
             </w:r>
           </w:p>
         </w:tc>
@@ -7733,21 +7722,7 @@
               <w:rPr>
                 <w:lang w:val="es-ES"/>
               </w:rPr>
-              <w:t xml:space="preserve"> le da </w:t>
-            </w:r>
-            <w:proofErr w:type="spellStart"/>
-            <w:r>
-              <w:rPr>
-                <w:lang w:val="es-ES"/>
-              </w:rPr>
-              <w:t>click</w:t>
-            </w:r>
-            <w:proofErr w:type="spellEnd"/>
-            <w:r>
-              <w:rPr>
-                <w:lang w:val="es-ES"/>
-              </w:rPr>
-              <w:t xml:space="preserve"> en el botón </w:t>
+              <w:t xml:space="preserve"> le da click en el botón </w:t>
             </w:r>
             <w:r>
               <w:rPr>
@@ -7831,21 +7806,7 @@
               <w:rPr>
                 <w:lang w:val="es-ES"/>
               </w:rPr>
-              <w:t xml:space="preserve">El administrador le da </w:t>
-            </w:r>
-            <w:proofErr w:type="spellStart"/>
-            <w:r>
-              <w:rPr>
-                <w:lang w:val="es-ES"/>
-              </w:rPr>
-              <w:t>click</w:t>
-            </w:r>
-            <w:proofErr w:type="spellEnd"/>
-            <w:r>
-              <w:rPr>
-                <w:lang w:val="es-ES"/>
-              </w:rPr>
-              <w:t xml:space="preserve"> en Guardar.</w:t>
+              <w:t>El administrador le da click en Guardar.</w:t>
             </w:r>
           </w:p>
           <w:p>
@@ -8221,21 +8182,12 @@
                 <w:lang w:val="es-ES"/>
               </w:rPr>
             </w:pPr>
-            <w:proofErr w:type="spellStart"/>
-            <w:r>
-              <w:rPr>
-                <w:b/>
-                <w:lang w:val="es-ES"/>
-              </w:rPr>
-              <w:t>Pos</w:t>
-            </w:r>
-            <w:proofErr w:type="spellEnd"/>
-            <w:r>
-              <w:rPr>
-                <w:b/>
-                <w:lang w:val="es-ES"/>
-              </w:rPr>
-              <w:t xml:space="preserve"> condiciones</w:t>
+            <w:r>
+              <w:rPr>
+                <w:b/>
+                <w:lang w:val="es-ES"/>
+              </w:rPr>
+              <w:t>Pos condiciones</w:t>
             </w:r>
           </w:p>
         </w:tc>
@@ -8282,6 +8234,7 @@
                 <w:b/>
                 <w:lang w:val="es-ES"/>
               </w:rPr>
+              <w:lastRenderedPageBreak/>
               <w:t>Flujo normal de eventos</w:t>
             </w:r>
           </w:p>
@@ -8344,21 +8297,7 @@
               <w:rPr>
                 <w:lang w:val="es-ES"/>
               </w:rPr>
-              <w:t xml:space="preserve">El administrador le da </w:t>
-            </w:r>
-            <w:proofErr w:type="spellStart"/>
-            <w:r>
-              <w:rPr>
-                <w:lang w:val="es-ES"/>
-              </w:rPr>
-              <w:t>click</w:t>
-            </w:r>
-            <w:proofErr w:type="spellEnd"/>
-            <w:r>
-              <w:rPr>
-                <w:lang w:val="es-ES"/>
-              </w:rPr>
-              <w:t xml:space="preserve"> en el botón Modificar curso.</w:t>
+              <w:t>El administrador le da click en el botón Modificar curso.</w:t>
             </w:r>
           </w:p>
           <w:p>
@@ -8412,21 +8351,7 @@
               <w:rPr>
                 <w:lang w:val="es-ES"/>
               </w:rPr>
-              <w:t xml:space="preserve">El administrador le da </w:t>
-            </w:r>
-            <w:proofErr w:type="spellStart"/>
-            <w:r>
-              <w:rPr>
-                <w:lang w:val="es-ES"/>
-              </w:rPr>
-              <w:t>click</w:t>
-            </w:r>
-            <w:proofErr w:type="spellEnd"/>
-            <w:r>
-              <w:rPr>
-                <w:lang w:val="es-ES"/>
-              </w:rPr>
-              <w:t xml:space="preserve"> en Guardar.</w:t>
+              <w:t>El administrador le da click en Guardar.</w:t>
             </w:r>
           </w:p>
           <w:p>
@@ -8750,22 +8675,12 @@
                 <w:lang w:val="es-ES"/>
               </w:rPr>
             </w:pPr>
-            <w:proofErr w:type="spellStart"/>
-            <w:r>
-              <w:rPr>
-                <w:b/>
-                <w:lang w:val="es-ES"/>
-              </w:rPr>
-              <w:lastRenderedPageBreak/>
-              <w:t>Pos</w:t>
-            </w:r>
-            <w:proofErr w:type="spellEnd"/>
-            <w:r>
-              <w:rPr>
-                <w:b/>
-                <w:lang w:val="es-ES"/>
-              </w:rPr>
-              <w:t xml:space="preserve"> condiciones</w:t>
+            <w:r>
+              <w:rPr>
+                <w:b/>
+                <w:lang w:val="es-ES"/>
+              </w:rPr>
+              <w:t>Pos condiciones</w:t>
             </w:r>
           </w:p>
         </w:tc>
@@ -8868,21 +8783,7 @@
               <w:rPr>
                 <w:lang w:val="es-ES"/>
               </w:rPr>
-              <w:t xml:space="preserve">El administrador le da </w:t>
-            </w:r>
-            <w:proofErr w:type="spellStart"/>
-            <w:r>
-              <w:rPr>
-                <w:lang w:val="es-ES"/>
-              </w:rPr>
-              <w:t>click</w:t>
-            </w:r>
-            <w:proofErr w:type="spellEnd"/>
-            <w:r>
-              <w:rPr>
-                <w:lang w:val="es-ES"/>
-              </w:rPr>
-              <w:t xml:space="preserve"> en el botón Eliminar curso.</w:t>
+              <w:t>El administrador le da click en el botón Eliminar curso.</w:t>
             </w:r>
           </w:p>
           <w:p>
@@ -8918,21 +8819,7 @@
               <w:rPr>
                 <w:lang w:val="es-ES"/>
               </w:rPr>
-              <w:t xml:space="preserve">El administrador debe dar </w:t>
-            </w:r>
-            <w:proofErr w:type="spellStart"/>
-            <w:r>
-              <w:rPr>
-                <w:lang w:val="es-ES"/>
-              </w:rPr>
-              <w:t>click</w:t>
-            </w:r>
-            <w:proofErr w:type="spellEnd"/>
-            <w:r>
-              <w:rPr>
-                <w:lang w:val="es-ES"/>
-              </w:rPr>
-              <w:t xml:space="preserve"> en Confirmar</w:t>
+              <w:t>El administrador debe dar click en Confirmar</w:t>
             </w:r>
             <w:r>
               <w:rPr>
@@ -9029,23 +8916,7 @@
                 <w:b/>
                 <w:lang w:val="es-ES"/>
               </w:rPr>
-              <w:t xml:space="preserve">Si el administrador decide no eliminar el curso, le aparece en oposición a Confirmar, Cancelar. El administrador le da </w:t>
-            </w:r>
-            <w:proofErr w:type="spellStart"/>
-            <w:r>
-              <w:rPr>
-                <w:b/>
-                <w:lang w:val="es-ES"/>
-              </w:rPr>
-              <w:t>click</w:t>
-            </w:r>
-            <w:proofErr w:type="spellEnd"/>
-            <w:r>
-              <w:rPr>
-                <w:b/>
-                <w:lang w:val="es-ES"/>
-              </w:rPr>
-              <w:t xml:space="preserve"> </w:t>
+              <w:t xml:space="preserve">Si el administrador decide no eliminar el curso, le aparece en oposición a Confirmar, Cancelar. El administrador le da click </w:t>
             </w:r>
             <w:r>
               <w:rPr>
@@ -9324,21 +9195,12 @@
                 <w:lang w:val="es-ES"/>
               </w:rPr>
             </w:pPr>
-            <w:proofErr w:type="spellStart"/>
-            <w:r>
-              <w:rPr>
-                <w:b/>
-                <w:lang w:val="es-ES"/>
-              </w:rPr>
-              <w:t>Pos</w:t>
-            </w:r>
-            <w:proofErr w:type="spellEnd"/>
-            <w:r>
-              <w:rPr>
-                <w:b/>
-                <w:lang w:val="es-ES"/>
-              </w:rPr>
-              <w:t xml:space="preserve"> condiciones</w:t>
+            <w:r>
+              <w:rPr>
+                <w:b/>
+                <w:lang w:val="es-ES"/>
+              </w:rPr>
+              <w:t>Pos condiciones</w:t>
             </w:r>
           </w:p>
         </w:tc>
@@ -9441,21 +9303,7 @@
               <w:rPr>
                 <w:lang w:val="es-ES"/>
               </w:rPr>
-              <w:t xml:space="preserve">El administrador le da </w:t>
-            </w:r>
-            <w:proofErr w:type="spellStart"/>
-            <w:r>
-              <w:rPr>
-                <w:lang w:val="es-ES"/>
-              </w:rPr>
-              <w:t>click</w:t>
-            </w:r>
-            <w:proofErr w:type="spellEnd"/>
-            <w:r>
-              <w:rPr>
-                <w:lang w:val="es-ES"/>
-              </w:rPr>
-              <w:t xml:space="preserve"> en el botón Agregar material de estudio.</w:t>
+              <w:t>El administrador le da click en el botón Agregar material de estudio.</w:t>
             </w:r>
           </w:p>
           <w:p>
@@ -9491,21 +9339,7 @@
               <w:rPr>
                 <w:lang w:val="es-ES"/>
               </w:rPr>
-              <w:t xml:space="preserve">Una vez finalizado en paso anterior, el administrador le da </w:t>
-            </w:r>
-            <w:proofErr w:type="spellStart"/>
-            <w:r>
-              <w:rPr>
-                <w:lang w:val="es-ES"/>
-              </w:rPr>
-              <w:t>click</w:t>
-            </w:r>
-            <w:proofErr w:type="spellEnd"/>
-            <w:r>
-              <w:rPr>
-                <w:lang w:val="es-ES"/>
-              </w:rPr>
-              <w:t xml:space="preserve"> en Aceptar.</w:t>
+              <w:t>Una vez finalizado en paso anterior, el administrador le da click en Aceptar.</w:t>
             </w:r>
           </w:p>
           <w:p>
@@ -9913,21 +9747,12 @@
                 <w:lang w:val="es-ES"/>
               </w:rPr>
             </w:pPr>
-            <w:proofErr w:type="spellStart"/>
-            <w:r>
-              <w:rPr>
-                <w:b/>
-                <w:lang w:val="es-ES"/>
-              </w:rPr>
-              <w:t>Pos</w:t>
-            </w:r>
-            <w:proofErr w:type="spellEnd"/>
-            <w:r>
-              <w:rPr>
-                <w:b/>
-                <w:lang w:val="es-ES"/>
-              </w:rPr>
-              <w:t xml:space="preserve"> condiciones</w:t>
+            <w:r>
+              <w:rPr>
+                <w:b/>
+                <w:lang w:val="es-ES"/>
+              </w:rPr>
+              <w:t>Pos condiciones</w:t>
             </w:r>
           </w:p>
         </w:tc>
@@ -10000,19 +9825,7 @@
               <w:rPr>
                 <w:lang w:val="es-ES"/>
               </w:rPr>
-              <w:t>, aparece el botón C</w:t>
-            </w:r>
-            <w:r>
-              <w:rPr>
-                <w:lang w:val="es-ES"/>
-              </w:rPr>
-              <w:t>onsultar material de estudio</w:t>
-            </w:r>
-            <w:r>
-              <w:rPr>
-                <w:lang w:val="es-ES"/>
-              </w:rPr>
-              <w:t>.</w:t>
+              <w:t>, aparece el botón Consultar material de estudio.</w:t>
             </w:r>
           </w:p>
           <w:p>
@@ -10048,33 +9861,7 @@
               <w:rPr>
                 <w:lang w:val="es-ES"/>
               </w:rPr>
-              <w:t xml:space="preserve">El administrador le da </w:t>
-            </w:r>
-            <w:proofErr w:type="spellStart"/>
-            <w:r>
-              <w:rPr>
-                <w:lang w:val="es-ES"/>
-              </w:rPr>
-              <w:t>click</w:t>
-            </w:r>
-            <w:proofErr w:type="spellEnd"/>
-            <w:r>
-              <w:rPr>
-                <w:lang w:val="es-ES"/>
-              </w:rPr>
-              <w:t xml:space="preserve"> en el botón </w:t>
-            </w:r>
-            <w:r>
-              <w:rPr>
-                <w:lang w:val="es-ES"/>
-              </w:rPr>
-              <w:t>Consultar</w:t>
-            </w:r>
-            <w:r>
-              <w:rPr>
-                <w:lang w:val="es-ES"/>
-              </w:rPr>
-              <w:t xml:space="preserve"> material de estudio.</w:t>
+              <w:t>El administrador le da click en el botón Consultar material de estudio.</w:t>
             </w:r>
           </w:p>
           <w:p>
@@ -10470,21 +10257,12 @@
                 <w:lang w:val="es-ES"/>
               </w:rPr>
             </w:pPr>
-            <w:proofErr w:type="spellStart"/>
-            <w:r>
-              <w:rPr>
-                <w:b/>
-                <w:lang w:val="es-ES"/>
-              </w:rPr>
-              <w:t>Pos</w:t>
-            </w:r>
-            <w:proofErr w:type="spellEnd"/>
-            <w:r>
-              <w:rPr>
-                <w:b/>
-                <w:lang w:val="es-ES"/>
-              </w:rPr>
-              <w:t xml:space="preserve"> condiciones</w:t>
+            <w:r>
+              <w:rPr>
+                <w:b/>
+                <w:lang w:val="es-ES"/>
+              </w:rPr>
+              <w:t>Pos condiciones</w:t>
             </w:r>
           </w:p>
         </w:tc>
@@ -10629,21 +10407,7 @@
               <w:rPr>
                 <w:lang w:val="es-ES"/>
               </w:rPr>
-              <w:t xml:space="preserve">El administrador le da </w:t>
-            </w:r>
-            <w:proofErr w:type="spellStart"/>
-            <w:r>
-              <w:rPr>
-                <w:lang w:val="es-ES"/>
-              </w:rPr>
-              <w:t>click</w:t>
-            </w:r>
-            <w:proofErr w:type="spellEnd"/>
-            <w:r>
-              <w:rPr>
-                <w:lang w:val="es-ES"/>
-              </w:rPr>
-              <w:t xml:space="preserve"> en el botón </w:t>
+              <w:t xml:space="preserve">El administrador le da click en el botón </w:t>
             </w:r>
             <w:r>
               <w:rPr>
@@ -10782,23 +10546,7 @@
                 <w:b/>
                 <w:lang w:val="es-ES"/>
               </w:rPr>
-              <w:t xml:space="preserve">Si el administrador decide no eliminar el material de estudio, le aparece en oposición a Aceptar, Cancelar. El administrador le da </w:t>
-            </w:r>
-            <w:proofErr w:type="spellStart"/>
-            <w:r>
-              <w:rPr>
-                <w:b/>
-                <w:lang w:val="es-ES"/>
-              </w:rPr>
-              <w:t>click</w:t>
-            </w:r>
-            <w:proofErr w:type="spellEnd"/>
-            <w:r>
-              <w:rPr>
-                <w:b/>
-                <w:lang w:val="es-ES"/>
-              </w:rPr>
-              <w:t xml:space="preserve"> en Cancelar y operación se cancela, sale un mensaje que dice “Operación cancelada”.</w:t>
+              <w:t>Si el administrador decide no eliminar el material de estudio, le aparece en oposición a Aceptar, Cancelar. El administrador le da click en Cancelar y operación se cancela, sale un mensaje que dice “Operación cancelada”.</w:t>
             </w:r>
           </w:p>
           <w:p>
@@ -11063,21 +10811,13 @@
                 <w:lang w:val="es-ES"/>
               </w:rPr>
             </w:pPr>
-            <w:proofErr w:type="spellStart"/>
-            <w:r>
-              <w:rPr>
-                <w:b/>
-                <w:lang w:val="es-ES"/>
-              </w:rPr>
-              <w:t>Pos</w:t>
-            </w:r>
-            <w:proofErr w:type="spellEnd"/>
-            <w:r>
-              <w:rPr>
-                <w:b/>
-                <w:lang w:val="es-ES"/>
-              </w:rPr>
-              <w:t xml:space="preserve"> condiciones</w:t>
+            <w:r>
+              <w:rPr>
+                <w:b/>
+                <w:lang w:val="es-ES"/>
+              </w:rPr>
+              <w:lastRenderedPageBreak/>
+              <w:t>Pos condiciones</w:t>
             </w:r>
           </w:p>
         </w:tc>
@@ -11234,21 +10974,7 @@
               <w:rPr>
                 <w:lang w:val="es-ES"/>
               </w:rPr>
-              <w:t xml:space="preserve">El administrador le da </w:t>
-            </w:r>
-            <w:proofErr w:type="spellStart"/>
-            <w:r>
-              <w:rPr>
-                <w:lang w:val="es-ES"/>
-              </w:rPr>
-              <w:t>click</w:t>
-            </w:r>
-            <w:proofErr w:type="spellEnd"/>
-            <w:r>
-              <w:rPr>
-                <w:lang w:val="es-ES"/>
-              </w:rPr>
-              <w:t xml:space="preserve"> en el botón Crear</w:t>
+              <w:t>El administrador le da click en el botón Crear</w:t>
             </w:r>
             <w:r>
               <w:rPr>
@@ -11308,14 +11034,7 @@
               <w:rPr>
                 <w:lang w:val="es-ES"/>
               </w:rPr>
-              <w:t xml:space="preserve">El administrador selecciona el tipo de respuesta: respuesta de selección múltiple, respuesta </w:t>
-            </w:r>
-            <w:proofErr w:type="gramStart"/>
-            <w:r>
-              <w:rPr>
-                <w:lang w:val="es-ES"/>
-              </w:rPr>
-              <w:t>libre</w:t>
+              <w:t>El administrador selecciona el tipo de respuesta: respuesta de selección múltiple, respuesta libre</w:t>
             </w:r>
             <w:r>
               <w:rPr>
@@ -11329,7 +11048,6 @@
               </w:rPr>
               <w:t>.</w:t>
             </w:r>
-            <w:proofErr w:type="gramEnd"/>
           </w:p>
           <w:p>
             <w:pPr>
@@ -11364,21 +11082,7 @@
               <w:rPr>
                 <w:lang w:val="es-ES"/>
               </w:rPr>
-              <w:t xml:space="preserve">El administrador le da </w:t>
-            </w:r>
-            <w:proofErr w:type="spellStart"/>
-            <w:r>
-              <w:rPr>
-                <w:lang w:val="es-ES"/>
-              </w:rPr>
-              <w:t>click</w:t>
-            </w:r>
-            <w:proofErr w:type="spellEnd"/>
-            <w:r>
-              <w:rPr>
-                <w:lang w:val="es-ES"/>
-              </w:rPr>
-              <w:t xml:space="preserve"> en Guardar.</w:t>
+              <w:t>El administrador le da click en Guardar.</w:t>
             </w:r>
           </w:p>
           <w:p>
@@ -11660,13 +11364,7 @@
               <w:rPr>
                 <w:lang w:val="es-ES"/>
               </w:rPr>
-              <w:t xml:space="preserve">Consultar </w:t>
-            </w:r>
-            <w:r>
-              <w:rPr>
-                <w:lang w:val="es-ES"/>
-              </w:rPr>
-              <w:t>preguntas evaluación</w:t>
+              <w:t>Consultar preguntas evaluación</w:t>
             </w:r>
           </w:p>
         </w:tc>
@@ -11710,21 +11408,7 @@
                 <w:szCs w:val="22"/>
                 <w:lang w:val="es-ES"/>
               </w:rPr>
-              <w:t xml:space="preserve">Permite consultar </w:t>
-            </w:r>
-            <w:r>
-              <w:rPr>
-                <w:szCs w:val="22"/>
-                <w:lang w:val="es-ES"/>
-              </w:rPr>
-              <w:t>las preguntas para la evaluación del curso</w:t>
-            </w:r>
-            <w:r>
-              <w:rPr>
-                <w:szCs w:val="22"/>
-                <w:lang w:val="es-ES"/>
-              </w:rPr>
-              <w:t>.</w:t>
+              <w:t>Permite consultar las preguntas para la evaluación del curso.</w:t>
             </w:r>
           </w:p>
         </w:tc>
@@ -11858,21 +11542,12 @@
                 <w:lang w:val="es-ES"/>
               </w:rPr>
             </w:pPr>
-            <w:proofErr w:type="spellStart"/>
-            <w:r>
-              <w:rPr>
-                <w:b/>
-                <w:lang w:val="es-ES"/>
-              </w:rPr>
-              <w:t>Pos</w:t>
-            </w:r>
-            <w:proofErr w:type="spellEnd"/>
-            <w:r>
-              <w:rPr>
-                <w:b/>
-                <w:lang w:val="es-ES"/>
-              </w:rPr>
-              <w:t xml:space="preserve"> condiciones</w:t>
+            <w:r>
+              <w:rPr>
+                <w:b/>
+                <w:lang w:val="es-ES"/>
+              </w:rPr>
+              <w:t>Pos condiciones</w:t>
             </w:r>
           </w:p>
         </w:tc>
@@ -11890,19 +11565,7 @@
               <w:rPr>
                 <w:lang w:val="es-ES"/>
               </w:rPr>
-              <w:t xml:space="preserve">Se muestran </w:t>
-            </w:r>
-            <w:r>
-              <w:rPr>
-                <w:lang w:val="es-ES"/>
-              </w:rPr>
-              <w:t>las preguntas de la evaluación del curso</w:t>
-            </w:r>
-            <w:r>
-              <w:rPr>
-                <w:lang w:val="es-ES"/>
-              </w:rPr>
-              <w:t>.</w:t>
+              <w:t>Se muestran las preguntas de la evaluación del curso.</w:t>
             </w:r>
           </w:p>
         </w:tc>
@@ -12011,21 +11674,7 @@
               <w:rPr>
                 <w:lang w:val="es-ES"/>
               </w:rPr>
-              <w:t xml:space="preserve">El administrador le da </w:t>
-            </w:r>
-            <w:proofErr w:type="spellStart"/>
-            <w:r>
-              <w:rPr>
-                <w:lang w:val="es-ES"/>
-              </w:rPr>
-              <w:t>click</w:t>
-            </w:r>
-            <w:proofErr w:type="spellEnd"/>
-            <w:r>
-              <w:rPr>
-                <w:lang w:val="es-ES"/>
-              </w:rPr>
-              <w:t xml:space="preserve"> en el botón Consultar</w:t>
+              <w:t>El administrador le da click en el botón Consultar</w:t>
             </w:r>
             <w:r>
               <w:rPr>
@@ -12416,21 +12065,12 @@
                 <w:lang w:val="es-ES"/>
               </w:rPr>
             </w:pPr>
-            <w:proofErr w:type="spellStart"/>
-            <w:r>
-              <w:rPr>
-                <w:b/>
-                <w:lang w:val="es-ES"/>
-              </w:rPr>
-              <w:t>Pos</w:t>
-            </w:r>
-            <w:proofErr w:type="spellEnd"/>
-            <w:r>
-              <w:rPr>
-                <w:b/>
-                <w:lang w:val="es-ES"/>
-              </w:rPr>
-              <w:t xml:space="preserve"> condiciones</w:t>
+            <w:r>
+              <w:rPr>
+                <w:b/>
+                <w:lang w:val="es-ES"/>
+              </w:rPr>
+              <w:t>Pos condiciones</w:t>
             </w:r>
           </w:p>
         </w:tc>
@@ -12495,6 +12135,7 @@
                 <w:b/>
                 <w:lang w:val="es-ES"/>
               </w:rPr>
+              <w:lastRenderedPageBreak/>
               <w:t>Flujo normal de eventos</w:t>
             </w:r>
           </w:p>
@@ -12593,21 +12234,7 @@
               <w:rPr>
                 <w:lang w:val="es-ES"/>
               </w:rPr>
-              <w:t xml:space="preserve">El administrador le da </w:t>
-            </w:r>
-            <w:proofErr w:type="spellStart"/>
-            <w:r>
-              <w:rPr>
-                <w:lang w:val="es-ES"/>
-              </w:rPr>
-              <w:t>click</w:t>
-            </w:r>
-            <w:proofErr w:type="spellEnd"/>
-            <w:r>
-              <w:rPr>
-                <w:lang w:val="es-ES"/>
-              </w:rPr>
-              <w:t xml:space="preserve"> en el botón Modificar</w:t>
+              <w:t>El administrador le da click en el botón Modificar</w:t>
             </w:r>
             <w:r>
               <w:rPr>
@@ -12697,21 +12324,7 @@
               <w:rPr>
                 <w:lang w:val="es-ES"/>
               </w:rPr>
-              <w:t xml:space="preserve">El administrador le da </w:t>
-            </w:r>
-            <w:proofErr w:type="spellStart"/>
-            <w:r>
-              <w:rPr>
-                <w:lang w:val="es-ES"/>
-              </w:rPr>
-              <w:t>click</w:t>
-            </w:r>
-            <w:proofErr w:type="spellEnd"/>
-            <w:r>
-              <w:rPr>
-                <w:lang w:val="es-ES"/>
-              </w:rPr>
-              <w:t xml:space="preserve"> en Guardar.</w:t>
+              <w:t>El administrador le da click en Guardar.</w:t>
             </w:r>
           </w:p>
           <w:p>
@@ -12916,13 +12529,7 @@
               <w:rPr>
                 <w:lang w:val="es-ES"/>
               </w:rPr>
-              <w:t xml:space="preserve">Eliminar </w:t>
-            </w:r>
-            <w:r>
-              <w:rPr>
-                <w:lang w:val="es-ES"/>
-              </w:rPr>
-              <w:t>preguntas evaluación</w:t>
+              <w:t>Eliminar preguntas evaluación</w:t>
             </w:r>
           </w:p>
         </w:tc>
@@ -12966,21 +12573,7 @@
                 <w:szCs w:val="22"/>
                 <w:lang w:val="es-ES"/>
               </w:rPr>
-              <w:t>Permite al administrador eliminar</w:t>
-            </w:r>
-            <w:r>
-              <w:rPr>
-                <w:szCs w:val="22"/>
-                <w:lang w:val="es-ES"/>
-              </w:rPr>
-              <w:t xml:space="preserve"> las preguntas de la evaluación</w:t>
-            </w:r>
-            <w:r>
-              <w:rPr>
-                <w:szCs w:val="22"/>
-                <w:lang w:val="es-ES"/>
-              </w:rPr>
-              <w:t>.</w:t>
+              <w:t>Permite al administrador eliminar las preguntas de la evaluación.</w:t>
             </w:r>
           </w:p>
         </w:tc>
@@ -13002,7 +12595,6 @@
                 <w:b/>
                 <w:lang w:val="es-ES"/>
               </w:rPr>
-              <w:lastRenderedPageBreak/>
               <w:t>Actores</w:t>
             </w:r>
           </w:p>
@@ -13128,21 +12720,12 @@
                 <w:lang w:val="es-ES"/>
               </w:rPr>
             </w:pPr>
-            <w:proofErr w:type="spellStart"/>
-            <w:r>
-              <w:rPr>
-                <w:b/>
-                <w:lang w:val="es-ES"/>
-              </w:rPr>
-              <w:t>Pos</w:t>
-            </w:r>
-            <w:proofErr w:type="spellEnd"/>
-            <w:r>
-              <w:rPr>
-                <w:b/>
-                <w:lang w:val="es-ES"/>
-              </w:rPr>
-              <w:t xml:space="preserve"> condiciones</w:t>
+            <w:r>
+              <w:rPr>
+                <w:b/>
+                <w:lang w:val="es-ES"/>
+              </w:rPr>
+              <w:t>Pos condiciones</w:t>
             </w:r>
           </w:p>
         </w:tc>
@@ -13269,21 +12852,7 @@
               <w:rPr>
                 <w:lang w:val="es-ES"/>
               </w:rPr>
-              <w:t xml:space="preserve">El administrador le da </w:t>
-            </w:r>
-            <w:proofErr w:type="spellStart"/>
-            <w:r>
-              <w:rPr>
-                <w:lang w:val="es-ES"/>
-              </w:rPr>
-              <w:t>click</w:t>
-            </w:r>
-            <w:proofErr w:type="spellEnd"/>
-            <w:r>
-              <w:rPr>
-                <w:lang w:val="es-ES"/>
-              </w:rPr>
-              <w:t xml:space="preserve"> en el botón Eliminar</w:t>
+              <w:t>El administrador le da click en el botón Eliminar</w:t>
             </w:r>
             <w:r>
               <w:rPr>
@@ -13428,23 +12997,7 @@
                 <w:b/>
                 <w:lang w:val="es-ES"/>
               </w:rPr>
-              <w:t xml:space="preserve">Si el administrador decide no eliminar el material de estudio, le aparece en oposición a Aceptar, Cancelar. El administrador le da </w:t>
-            </w:r>
-            <w:proofErr w:type="spellStart"/>
-            <w:r>
-              <w:rPr>
-                <w:b/>
-                <w:lang w:val="es-ES"/>
-              </w:rPr>
-              <w:t>click</w:t>
-            </w:r>
-            <w:proofErr w:type="spellEnd"/>
-            <w:r>
-              <w:rPr>
-                <w:b/>
-                <w:lang w:val="es-ES"/>
-              </w:rPr>
-              <w:t xml:space="preserve"> en Cancelar y operación se cancela, sale un mensaje que dice “Operación cancelada”.</w:t>
+              <w:t>Si el administrador decide no eliminar el material de estudio, le aparece en oposición a Aceptar, Cancelar. El administrador le da click en Cancelar y operación se cancela, sale un mensaje que dice “Operación cancelada”.</w:t>
             </w:r>
           </w:p>
           <w:p>
@@ -13736,21 +13289,12 @@
                 <w:lang w:val="es-ES"/>
               </w:rPr>
             </w:pPr>
-            <w:proofErr w:type="spellStart"/>
-            <w:r>
-              <w:rPr>
-                <w:b/>
-                <w:lang w:val="es-ES"/>
-              </w:rPr>
-              <w:t>Pos</w:t>
-            </w:r>
-            <w:proofErr w:type="spellEnd"/>
-            <w:r>
-              <w:rPr>
-                <w:b/>
-                <w:lang w:val="es-ES"/>
-              </w:rPr>
-              <w:t xml:space="preserve"> condiciones</w:t>
+            <w:r>
+              <w:rPr>
+                <w:b/>
+                <w:lang w:val="es-ES"/>
+              </w:rPr>
+              <w:t>Pos condiciones</w:t>
             </w:r>
           </w:p>
         </w:tc>
@@ -13865,21 +13409,7 @@
               <w:rPr>
                 <w:lang w:val="es-ES"/>
               </w:rPr>
-              <w:t xml:space="preserve">El administrador le da </w:t>
-            </w:r>
-            <w:proofErr w:type="spellStart"/>
-            <w:r>
-              <w:rPr>
-                <w:lang w:val="es-ES"/>
-              </w:rPr>
-              <w:t>click</w:t>
-            </w:r>
-            <w:proofErr w:type="spellEnd"/>
-            <w:r>
-              <w:rPr>
-                <w:lang w:val="es-ES"/>
-              </w:rPr>
-              <w:t xml:space="preserve"> en el botón Crear</w:t>
+              <w:t>El administrador le da click en el botón Crear</w:t>
             </w:r>
             <w:r>
               <w:rPr>
@@ -13963,6 +13493,7 @@
               <w:rPr>
                 <w:lang w:val="es-ES"/>
               </w:rPr>
+              <w:lastRenderedPageBreak/>
               <w:t>El Administrador selecciona las preguntas que van a ir en la prueba.</w:t>
             </w:r>
           </w:p>
@@ -13981,21 +13512,7 @@
               <w:rPr>
                 <w:lang w:val="es-ES"/>
               </w:rPr>
-              <w:t xml:space="preserve">El administrador le da </w:t>
-            </w:r>
-            <w:proofErr w:type="spellStart"/>
-            <w:r>
-              <w:rPr>
-                <w:lang w:val="es-ES"/>
-              </w:rPr>
-              <w:t>click</w:t>
-            </w:r>
-            <w:proofErr w:type="spellEnd"/>
-            <w:r>
-              <w:rPr>
-                <w:lang w:val="es-ES"/>
-              </w:rPr>
-              <w:t xml:space="preserve"> en Guardar.</w:t>
+              <w:t>El administrador le da click en Guardar.</w:t>
             </w:r>
           </w:p>
           <w:p>
@@ -14054,6 +13571,7 @@
                 <w:b/>
                 <w:lang w:val="es-ES"/>
               </w:rPr>
+              <w:lastRenderedPageBreak/>
               <w:t>Flujos alternos</w:t>
             </w:r>
           </w:p>
@@ -14161,19 +13679,7 @@
               <w:rPr>
                 <w:lang w:val="es-ES"/>
               </w:rPr>
-              <w:t>Consultar</w:t>
-            </w:r>
-            <w:r>
-              <w:rPr>
-                <w:lang w:val="es-ES"/>
-              </w:rPr>
-              <w:t xml:space="preserve"> </w:t>
-            </w:r>
-            <w:r>
-              <w:rPr>
-                <w:lang w:val="es-ES"/>
-              </w:rPr>
-              <w:t>evaluación</w:t>
+              <w:t>Consultar evaluación</w:t>
             </w:r>
           </w:p>
         </w:tc>
@@ -14217,21 +13723,7 @@
                 <w:szCs w:val="22"/>
                 <w:lang w:val="es-ES"/>
               </w:rPr>
-              <w:t xml:space="preserve">Permite </w:t>
-            </w:r>
-            <w:r>
-              <w:rPr>
-                <w:szCs w:val="22"/>
-                <w:lang w:val="es-ES"/>
-              </w:rPr>
-              <w:t xml:space="preserve">al administrador </w:t>
-            </w:r>
-            <w:r>
-              <w:rPr>
-                <w:szCs w:val="22"/>
-                <w:lang w:val="es-ES"/>
-              </w:rPr>
-              <w:t>consultar la evaluación del curso.</w:t>
+              <w:t>Permite al administrador consultar la evaluación del curso.</w:t>
             </w:r>
           </w:p>
         </w:tc>
@@ -14365,21 +13857,12 @@
                 <w:lang w:val="es-ES"/>
               </w:rPr>
             </w:pPr>
-            <w:proofErr w:type="spellStart"/>
-            <w:r>
-              <w:rPr>
-                <w:b/>
-                <w:lang w:val="es-ES"/>
-              </w:rPr>
-              <w:t>Pos</w:t>
-            </w:r>
-            <w:proofErr w:type="spellEnd"/>
-            <w:r>
-              <w:rPr>
-                <w:b/>
-                <w:lang w:val="es-ES"/>
-              </w:rPr>
-              <w:t xml:space="preserve"> condiciones</w:t>
+            <w:r>
+              <w:rPr>
+                <w:b/>
+                <w:lang w:val="es-ES"/>
+              </w:rPr>
+              <w:t>Pos condiciones</w:t>
             </w:r>
           </w:p>
         </w:tc>
@@ -14482,21 +13965,7 @@
               <w:rPr>
                 <w:lang w:val="es-ES"/>
               </w:rPr>
-              <w:t xml:space="preserve">El administrador le da </w:t>
-            </w:r>
-            <w:proofErr w:type="spellStart"/>
-            <w:r>
-              <w:rPr>
-                <w:lang w:val="es-ES"/>
-              </w:rPr>
-              <w:t>click</w:t>
-            </w:r>
-            <w:proofErr w:type="spellEnd"/>
-            <w:r>
-              <w:rPr>
-                <w:lang w:val="es-ES"/>
-              </w:rPr>
-              <w:t xml:space="preserve"> en el botón Consultar evaluación.</w:t>
+              <w:t>El administrador le da click en el botón Consultar evaluación.</w:t>
             </w:r>
           </w:p>
           <w:p>
@@ -14514,7 +13983,6 @@
               <w:rPr>
                 <w:lang w:val="es-ES"/>
               </w:rPr>
-              <w:lastRenderedPageBreak/>
               <w:t xml:space="preserve">Se visualizan </w:t>
             </w:r>
             <w:r>
@@ -14527,13 +13995,7 @@
               <w:rPr>
                 <w:lang w:val="es-ES"/>
               </w:rPr>
-              <w:t xml:space="preserve"> con sus condiciones</w:t>
-            </w:r>
-            <w:r>
-              <w:rPr>
-                <w:lang w:val="es-ES"/>
-              </w:rPr>
-              <w:t>.</w:t>
+              <w:t xml:space="preserve"> con sus condiciones.</w:t>
             </w:r>
           </w:p>
           <w:p>
@@ -14574,7 +14036,6 @@
                 <w:b/>
                 <w:lang w:val="es-ES"/>
               </w:rPr>
-              <w:lastRenderedPageBreak/>
               <w:t>Flujos alternos</w:t>
             </w:r>
           </w:p>
@@ -14715,19 +14176,7 @@
               <w:rPr>
                 <w:lang w:val="es-ES"/>
               </w:rPr>
-              <w:t>Modificar</w:t>
-            </w:r>
-            <w:r>
-              <w:rPr>
-                <w:lang w:val="es-ES"/>
-              </w:rPr>
-              <w:t xml:space="preserve"> </w:t>
-            </w:r>
-            <w:r>
-              <w:rPr>
-                <w:lang w:val="es-ES"/>
-              </w:rPr>
-              <w:t>evaluación</w:t>
+              <w:t>Modificar evaluación</w:t>
             </w:r>
           </w:p>
         </w:tc>
@@ -14931,21 +14380,12 @@
                 <w:lang w:val="es-ES"/>
               </w:rPr>
             </w:pPr>
-            <w:proofErr w:type="spellStart"/>
-            <w:r>
-              <w:rPr>
-                <w:b/>
-                <w:lang w:val="es-ES"/>
-              </w:rPr>
-              <w:t>Pos</w:t>
-            </w:r>
-            <w:proofErr w:type="spellEnd"/>
-            <w:r>
-              <w:rPr>
-                <w:b/>
-                <w:lang w:val="es-ES"/>
-              </w:rPr>
-              <w:t xml:space="preserve"> condiciones</w:t>
+            <w:r>
+              <w:rPr>
+                <w:b/>
+                <w:lang w:val="es-ES"/>
+              </w:rPr>
+              <w:t>Pos condiciones</w:t>
             </w:r>
           </w:p>
         </w:tc>
@@ -14963,19 +14403,7 @@
               <w:rPr>
                 <w:lang w:val="es-ES"/>
               </w:rPr>
-              <w:t>Se visualiza</w:t>
-            </w:r>
-            <w:r>
-              <w:rPr>
-                <w:lang w:val="es-ES"/>
-              </w:rPr>
-              <w:t xml:space="preserve"> la evaluación del</w:t>
-            </w:r>
-            <w:r>
-              <w:rPr>
-                <w:lang w:val="es-ES"/>
-              </w:rPr>
-              <w:t xml:space="preserve"> curso.</w:t>
+              <w:t>Se visualiza la evaluación del curso.</w:t>
             </w:r>
           </w:p>
         </w:tc>
@@ -15072,21 +14500,7 @@
               <w:rPr>
                 <w:lang w:val="es-ES"/>
               </w:rPr>
-              <w:t xml:space="preserve">El administrador le da </w:t>
-            </w:r>
-            <w:proofErr w:type="spellStart"/>
-            <w:r>
-              <w:rPr>
-                <w:lang w:val="es-ES"/>
-              </w:rPr>
-              <w:t>click</w:t>
-            </w:r>
-            <w:proofErr w:type="spellEnd"/>
-            <w:r>
-              <w:rPr>
-                <w:lang w:val="es-ES"/>
-              </w:rPr>
-              <w:t xml:space="preserve"> en el botón Modificar evaluación.</w:t>
+              <w:t>El administrador le da click en el botón Modificar evaluación.</w:t>
             </w:r>
           </w:p>
           <w:p>
@@ -15122,19 +14536,7 @@
               <w:rPr>
                 <w:lang w:val="es-ES"/>
               </w:rPr>
-              <w:t xml:space="preserve">El administrador </w:t>
-            </w:r>
-            <w:r>
-              <w:rPr>
-                <w:lang w:val="es-ES"/>
-              </w:rPr>
-              <w:t xml:space="preserve">vuelve a </w:t>
-            </w:r>
-            <w:r>
-              <w:rPr>
-                <w:lang w:val="es-ES"/>
-              </w:rPr>
-              <w:t xml:space="preserve">diligencia los campos. </w:t>
+              <w:t xml:space="preserve">El administrador vuelve a diligencia los campos. </w:t>
             </w:r>
           </w:p>
           <w:p>
@@ -15152,19 +14554,7 @@
               <w:rPr>
                 <w:lang w:val="es-ES"/>
               </w:rPr>
-              <w:t xml:space="preserve">El Administrador </w:t>
-            </w:r>
-            <w:r>
-              <w:rPr>
-                <w:lang w:val="es-ES"/>
-              </w:rPr>
-              <w:t xml:space="preserve">vuelve a </w:t>
-            </w:r>
-            <w:r>
-              <w:rPr>
-                <w:lang w:val="es-ES"/>
-              </w:rPr>
-              <w:t>selecciona las preguntas que van a ir en la prueba.</w:t>
+              <w:t>El Administrador vuelve a selecciona las preguntas que van a ir en la prueba.</w:t>
             </w:r>
           </w:p>
           <w:p>
@@ -15182,21 +14572,7 @@
               <w:rPr>
                 <w:lang w:val="es-ES"/>
               </w:rPr>
-              <w:t xml:space="preserve">El administrador le da </w:t>
-            </w:r>
-            <w:proofErr w:type="spellStart"/>
-            <w:r>
-              <w:rPr>
-                <w:lang w:val="es-ES"/>
-              </w:rPr>
-              <w:t>click</w:t>
-            </w:r>
-            <w:proofErr w:type="spellEnd"/>
-            <w:r>
-              <w:rPr>
-                <w:lang w:val="es-ES"/>
-              </w:rPr>
-              <w:t xml:space="preserve"> en Guardar.</w:t>
+              <w:t>El administrador le da click en Guardar.</w:t>
             </w:r>
           </w:p>
           <w:p>
@@ -15362,13 +14738,7 @@
               <w:rPr>
                 <w:lang w:val="es-ES"/>
               </w:rPr>
-              <w:t xml:space="preserve">Consultar </w:t>
-            </w:r>
-            <w:r>
-              <w:rPr>
-                <w:lang w:val="es-ES"/>
-              </w:rPr>
-              <w:t>cursos</w:t>
+              <w:t>Consultar cursos</w:t>
             </w:r>
           </w:p>
         </w:tc>
@@ -15412,35 +14782,7 @@
                 <w:szCs w:val="22"/>
                 <w:lang w:val="es-ES"/>
               </w:rPr>
-              <w:t xml:space="preserve">Permite al administrador consultar </w:t>
-            </w:r>
-            <w:r>
-              <w:rPr>
-                <w:szCs w:val="22"/>
-                <w:lang w:val="es-ES"/>
-              </w:rPr>
-              <w:t>los</w:t>
-            </w:r>
-            <w:r>
-              <w:rPr>
-                <w:szCs w:val="22"/>
-                <w:lang w:val="es-ES"/>
-              </w:rPr>
-              <w:t xml:space="preserve"> curso</w:t>
-            </w:r>
-            <w:r>
-              <w:rPr>
-                <w:szCs w:val="22"/>
-                <w:lang w:val="es-ES"/>
-              </w:rPr>
-              <w:t>s</w:t>
-            </w:r>
-            <w:r>
-              <w:rPr>
-                <w:szCs w:val="22"/>
-                <w:lang w:val="es-ES"/>
-              </w:rPr>
-              <w:t>.</w:t>
+              <w:t>Permite al administrador consultar los cursos.</w:t>
             </w:r>
           </w:p>
         </w:tc>
@@ -15462,6 +14804,7 @@
                 <w:b/>
                 <w:lang w:val="es-ES"/>
               </w:rPr>
+              <w:lastRenderedPageBreak/>
               <w:t>Actores</w:t>
             </w:r>
           </w:p>
@@ -15574,21 +14917,12 @@
                 <w:lang w:val="es-ES"/>
               </w:rPr>
             </w:pPr>
-            <w:proofErr w:type="spellStart"/>
-            <w:r>
-              <w:rPr>
-                <w:b/>
-                <w:lang w:val="es-ES"/>
-              </w:rPr>
-              <w:t>Pos</w:t>
-            </w:r>
-            <w:proofErr w:type="spellEnd"/>
-            <w:r>
-              <w:rPr>
-                <w:b/>
-                <w:lang w:val="es-ES"/>
-              </w:rPr>
-              <w:t xml:space="preserve"> condiciones</w:t>
+            <w:r>
+              <w:rPr>
+                <w:b/>
+                <w:lang w:val="es-ES"/>
+              </w:rPr>
+              <w:t>Pos condiciones</w:t>
             </w:r>
           </w:p>
         </w:tc>
@@ -15606,19 +14940,7 @@
               <w:rPr>
                 <w:lang w:val="es-ES"/>
               </w:rPr>
-              <w:t>Se muestran l</w:t>
-            </w:r>
-            <w:r>
-              <w:rPr>
-                <w:lang w:val="es-ES"/>
-              </w:rPr>
-              <w:t xml:space="preserve">os </w:t>
-            </w:r>
-            <w:r>
-              <w:rPr>
-                <w:lang w:val="es-ES"/>
-              </w:rPr>
-              <w:t>curso</w:t>
+              <w:t>Se muestran los curso</w:t>
             </w:r>
             <w:r>
               <w:rPr>
@@ -15691,13 +15013,7 @@
               <w:rPr>
                 <w:lang w:val="es-ES"/>
               </w:rPr>
-              <w:t>Consultar</w:t>
-            </w:r>
-            <w:r>
-              <w:rPr>
-                <w:lang w:val="es-ES"/>
-              </w:rPr>
-              <w:t xml:space="preserve"> cursos</w:t>
+              <w:t>Consultar cursos</w:t>
             </w:r>
             <w:r>
               <w:rPr>
@@ -15721,21 +15037,7 @@
               <w:rPr>
                 <w:lang w:val="es-ES"/>
               </w:rPr>
-              <w:t xml:space="preserve">El administrador le da </w:t>
-            </w:r>
-            <w:proofErr w:type="spellStart"/>
-            <w:r>
-              <w:rPr>
-                <w:lang w:val="es-ES"/>
-              </w:rPr>
-              <w:t>click</w:t>
-            </w:r>
-            <w:proofErr w:type="spellEnd"/>
-            <w:r>
-              <w:rPr>
-                <w:lang w:val="es-ES"/>
-              </w:rPr>
-              <w:t xml:space="preserve"> en el botón Consultar </w:t>
+              <w:t xml:space="preserve">El administrador le da click en el botón Consultar </w:t>
             </w:r>
             <w:r>
               <w:rPr>
@@ -15777,13 +15079,7 @@
               <w:rPr>
                 <w:lang w:val="es-ES"/>
               </w:rPr>
-              <w:t>nombre del curso, ID del curso, duración del curso, fecha de inicio y fecha final, temas, el precio del curso, información de la evaluación, preguntas frecuentes respecto al curso, información del material de estudi</w:t>
-            </w:r>
-            <w:r>
-              <w:rPr>
-                <w:lang w:val="es-ES"/>
-              </w:rPr>
-              <w:t>o.</w:t>
+              <w:t>nombre del curso, ID del curso, duración del curso, fecha de inicio y fecha final, temas, el precio del curso, información de la evaluación, preguntas frecuentes respecto al curso, información del material de estudio.</w:t>
             </w:r>
           </w:p>
           <w:p>
@@ -16017,7 +15313,6 @@
                 <w:b/>
                 <w:lang w:val="es-ES"/>
               </w:rPr>
-              <w:lastRenderedPageBreak/>
               <w:t>Descripción</w:t>
             </w:r>
           </w:p>
@@ -16188,21 +15483,12 @@
                 <w:lang w:val="es-ES"/>
               </w:rPr>
             </w:pPr>
-            <w:proofErr w:type="spellStart"/>
-            <w:r>
-              <w:rPr>
-                <w:b/>
-                <w:lang w:val="es-ES"/>
-              </w:rPr>
-              <w:t>Pos</w:t>
-            </w:r>
-            <w:proofErr w:type="spellEnd"/>
-            <w:r>
-              <w:rPr>
-                <w:b/>
-                <w:lang w:val="es-ES"/>
-              </w:rPr>
-              <w:t xml:space="preserve"> condiciones</w:t>
+            <w:r>
+              <w:rPr>
+                <w:b/>
+                <w:lang w:val="es-ES"/>
+              </w:rPr>
+              <w:t>Pos condiciones</w:t>
             </w:r>
           </w:p>
         </w:tc>
@@ -16281,13 +15567,7 @@
               <w:rPr>
                 <w:lang w:val="es-ES"/>
               </w:rPr>
-              <w:t xml:space="preserve">El sistema visualiza el menú principal, donde aparece </w:t>
-            </w:r>
-            <w:r>
-              <w:rPr>
-                <w:lang w:val="es-ES"/>
-              </w:rPr>
-              <w:t>Crear banco de preguntas.</w:t>
+              <w:t>El sistema visualiza el menú principal, donde aparece Crear banco de preguntas.</w:t>
             </w:r>
           </w:p>
           <w:p>
@@ -16305,21 +15585,7 @@
               <w:rPr>
                 <w:lang w:val="es-ES"/>
               </w:rPr>
-              <w:t xml:space="preserve">El administrador le da </w:t>
-            </w:r>
-            <w:proofErr w:type="spellStart"/>
-            <w:r>
-              <w:rPr>
-                <w:lang w:val="es-ES"/>
-              </w:rPr>
-              <w:t>click</w:t>
-            </w:r>
-            <w:proofErr w:type="spellEnd"/>
-            <w:r>
-              <w:rPr>
-                <w:lang w:val="es-ES"/>
-              </w:rPr>
-              <w:t xml:space="preserve"> en el botón Crear </w:t>
+              <w:t xml:space="preserve">El administrador le da click en el botón Crear </w:t>
             </w:r>
             <w:r>
               <w:rPr>
@@ -16409,21 +15675,7 @@
               <w:rPr>
                 <w:lang w:val="es-ES"/>
               </w:rPr>
-              <w:t xml:space="preserve">El administrador le da </w:t>
-            </w:r>
-            <w:proofErr w:type="spellStart"/>
-            <w:r>
-              <w:rPr>
-                <w:lang w:val="es-ES"/>
-              </w:rPr>
-              <w:t>click</w:t>
-            </w:r>
-            <w:proofErr w:type="spellEnd"/>
-            <w:r>
-              <w:rPr>
-                <w:lang w:val="es-ES"/>
-              </w:rPr>
-              <w:t xml:space="preserve"> en Guardar.</w:t>
+              <w:t>El administrador le da click en Guardar.</w:t>
             </w:r>
           </w:p>
           <w:p>
@@ -16603,13 +15855,7 @@
               <w:rPr>
                 <w:lang w:val="es-ES"/>
               </w:rPr>
-              <w:t xml:space="preserve">Consultar </w:t>
-            </w:r>
-            <w:r>
-              <w:rPr>
-                <w:lang w:val="es-ES"/>
-              </w:rPr>
-              <w:t>banco de preguntas</w:t>
+              <w:t>Consultar banco de preguntas</w:t>
             </w:r>
           </w:p>
         </w:tc>
@@ -16653,21 +15899,7 @@
                 <w:szCs w:val="22"/>
                 <w:lang w:val="es-ES"/>
               </w:rPr>
-              <w:t xml:space="preserve">Permite al administrador consultar </w:t>
-            </w:r>
-            <w:r>
-              <w:rPr>
-                <w:szCs w:val="22"/>
-                <w:lang w:val="es-ES"/>
-              </w:rPr>
-              <w:t>el banco de preguntas</w:t>
-            </w:r>
-            <w:r>
-              <w:rPr>
-                <w:szCs w:val="22"/>
-                <w:lang w:val="es-ES"/>
-              </w:rPr>
-              <w:t>.</w:t>
+              <w:t>Permite al administrador consultar el banco de preguntas.</w:t>
             </w:r>
           </w:p>
         </w:tc>
@@ -16788,21 +16020,12 @@
                 <w:lang w:val="es-ES"/>
               </w:rPr>
             </w:pPr>
-            <w:proofErr w:type="spellStart"/>
-            <w:r>
-              <w:rPr>
-                <w:b/>
-                <w:lang w:val="es-ES"/>
-              </w:rPr>
-              <w:t>Pos</w:t>
-            </w:r>
-            <w:proofErr w:type="spellEnd"/>
-            <w:r>
-              <w:rPr>
-                <w:b/>
-                <w:lang w:val="es-ES"/>
-              </w:rPr>
-              <w:t xml:space="preserve"> condiciones</w:t>
+            <w:r>
+              <w:rPr>
+                <w:b/>
+                <w:lang w:val="es-ES"/>
+              </w:rPr>
+              <w:t>Pos condiciones</w:t>
             </w:r>
           </w:p>
         </w:tc>
@@ -16917,21 +16140,7 @@
               <w:rPr>
                 <w:lang w:val="es-ES"/>
               </w:rPr>
-              <w:t xml:space="preserve">El administrador le da </w:t>
-            </w:r>
-            <w:proofErr w:type="spellStart"/>
-            <w:r>
-              <w:rPr>
-                <w:lang w:val="es-ES"/>
-              </w:rPr>
-              <w:t>click</w:t>
-            </w:r>
-            <w:proofErr w:type="spellEnd"/>
-            <w:r>
-              <w:rPr>
-                <w:lang w:val="es-ES"/>
-              </w:rPr>
-              <w:t xml:space="preserve"> en el botón Consultar </w:t>
+              <w:t xml:space="preserve">El administrador le da click en el botón Consultar </w:t>
             </w:r>
             <w:r>
               <w:rPr>
@@ -17040,6 +16249,7 @@
                 <w:b/>
                 <w:lang w:val="es-ES"/>
               </w:rPr>
+              <w:lastRenderedPageBreak/>
               <w:t>Si no hay cursos creados, se muestra un mensaje que dice “No hay cursos creados”.</w:t>
             </w:r>
           </w:p>
@@ -17086,7 +16296,7 @@
 </file>
 
 <file path=word/numbering.xml><?xml version="1.0" encoding="utf-8"?>
-<w:numbering xmlns:wpc="http://schemas.microsoft.com/office/word/2010/wordprocessingCanvas" xmlns:cx="http://schemas.microsoft.com/office/drawing/2014/chartex" xmlns:cx1="http://schemas.microsoft.com/office/drawing/2015/9/8/chartex" xmlns:cx2="http://schemas.microsoft.com/office/drawing/2015/10/21/chartex" xmlns:cx3="http://schemas.microsoft.com/office/drawing/2016/5/9/chartex" xmlns:cx4="http://schemas.microsoft.com/office/drawing/2016/5/10/chartex" xmlns:cx5="http://schemas.microsoft.com/office/drawing/2016/5/11/chartex" xmlns:cx6="http://schemas.microsoft.com/office/drawing/2016/5/12/chartex" xmlns:cx7="http://schemas.microsoft.com/office/drawing/2016/5/13/chartex" xmlns:cx8="http://schemas.microsoft.com/office/drawing/2016/5/14/chartex" xmlns:mc="http://schemas.openxmlformats.org/markup-compatibility/2006" xmlns:aink="http://schemas.microsoft.com/office/drawing/2016/ink" xmlns:am3d="http://schemas.microsoft.com/office/drawing/2017/model3d" xmlns:o="urn:schemas-microsoft-com:office:office" xmlns:r="http://schemas.openxmlformats.org/officeDocument/2006/relationships" xmlns:m="http://schemas.openxmlformats.org/officeDocument/2006/math" xmlns:v="urn:schemas-microsoft-com:vml" xmlns:wp14="http://schemas.microsoft.com/office/word/2010/wordprocessingDrawing" xmlns:wp="http://schemas.openxmlformats.org/drawingml/2006/wordprocessingDrawing" xmlns:w10="urn:schemas-microsoft-com:office:word" xmlns:w="http://schemas.openxmlformats.org/wordprocessingml/2006/main" xmlns:w14="http://schemas.microsoft.com/office/word/2010/wordml" xmlns:w15="http://schemas.microsoft.com/office/word/2012/wordml" xmlns:w16cid="http://schemas.microsoft.com/office/word/2016/wordml/cid" xmlns:w16se="http://schemas.microsoft.com/office/word/2015/wordml/symex" xmlns:wpg="http://schemas.microsoft.com/office/word/2010/wordprocessingGroup" xmlns:wpi="http://schemas.microsoft.com/office/word/2010/wordprocessingInk" xmlns:wne="http://schemas.microsoft.com/office/word/2006/wordml" xmlns:wps="http://schemas.microsoft.com/office/word/2010/wordprocessingShape" mc:Ignorable="w14 w15 w16se w16cid wp14">
+<w:numbering xmlns:wpc="http://schemas.microsoft.com/office/word/2010/wordprocessingCanvas" xmlns:cx="http://schemas.microsoft.com/office/drawing/2014/chartex" xmlns:cx1="http://schemas.microsoft.com/office/drawing/2015/9/8/chartex" xmlns:cx2="http://schemas.microsoft.com/office/drawing/2015/10/21/chartex" xmlns:cx3="http://schemas.microsoft.com/office/drawing/2016/5/9/chartex" xmlns:cx4="http://schemas.microsoft.com/office/drawing/2016/5/10/chartex" xmlns:cx5="http://schemas.microsoft.com/office/drawing/2016/5/11/chartex" xmlns:cx6="http://schemas.microsoft.com/office/drawing/2016/5/12/chartex" xmlns:cx7="http://schemas.microsoft.com/office/drawing/2016/5/13/chartex" xmlns:cx8="http://schemas.microsoft.com/office/drawing/2016/5/14/chartex" xmlns:mc="http://schemas.openxmlformats.org/markup-compatibility/2006" xmlns:aink="http://schemas.microsoft.com/office/drawing/2016/ink" xmlns:am3d="http://schemas.microsoft.com/office/drawing/2017/model3d" xmlns:o="urn:schemas-microsoft-com:office:office" xmlns:oel="http://schemas.microsoft.com/office/2019/extlst" xmlns:r="http://schemas.openxmlformats.org/officeDocument/2006/relationships" xmlns:m="http://schemas.openxmlformats.org/officeDocument/2006/math" xmlns:v="urn:schemas-microsoft-com:vml" xmlns:wp14="http://schemas.microsoft.com/office/word/2010/wordprocessingDrawing" xmlns:wp="http://schemas.openxmlformats.org/drawingml/2006/wordprocessingDrawing" xmlns:w10="urn:schemas-microsoft-com:office:word" xmlns:w="http://schemas.openxmlformats.org/wordprocessingml/2006/main" xmlns:w14="http://schemas.microsoft.com/office/word/2010/wordml" xmlns:w15="http://schemas.microsoft.com/office/word/2012/wordml" xmlns:w16cex="http://schemas.microsoft.com/office/word/2018/wordml/cex" xmlns:w16cid="http://schemas.microsoft.com/office/word/2016/wordml/cid" xmlns:w16="http://schemas.microsoft.com/office/word/2018/wordml" xmlns:w16du="http://schemas.microsoft.com/office/word/2023/wordml/word16du" xmlns:w16sdtdh="http://schemas.microsoft.com/office/word/2020/wordml/sdtdatahash" xmlns:w16se="http://schemas.microsoft.com/office/word/2015/wordml/symex" xmlns:wpg="http://schemas.microsoft.com/office/word/2010/wordprocessingGroup" xmlns:wpi="http://schemas.microsoft.com/office/word/2010/wordprocessingInk" xmlns:wne="http://schemas.microsoft.com/office/word/2006/wordml" xmlns:wps="http://schemas.microsoft.com/office/word/2010/wordprocessingShape" mc:Ignorable="w14 w15 w16se w16cid w16 w16cex w16sdtdh w16du wp14">
   <w:abstractNum w:abstractNumId="0" w15:restartNumberingAfterBreak="0">
     <w:nsid w:val="01C763DB"/>
     <w:multiLevelType w:val="hybridMultilevel"/>
@@ -19581,92 +18791,92 @@
       </w:rPr>
     </w:lvl>
   </w:abstractNum>
-  <w:num w:numId="1">
+  <w:num w:numId="1" w16cid:durableId="1294403291">
     <w:abstractNumId w:val="25"/>
   </w:num>
-  <w:num w:numId="2">
+  <w:num w:numId="2" w16cid:durableId="1111125067">
     <w:abstractNumId w:val="8"/>
   </w:num>
-  <w:num w:numId="3">
+  <w:num w:numId="3" w16cid:durableId="1628271593">
     <w:abstractNumId w:val="18"/>
   </w:num>
-  <w:num w:numId="4">
+  <w:num w:numId="4" w16cid:durableId="202451051">
     <w:abstractNumId w:val="12"/>
   </w:num>
-  <w:num w:numId="5">
+  <w:num w:numId="5" w16cid:durableId="886994501">
     <w:abstractNumId w:val="7"/>
   </w:num>
-  <w:num w:numId="6">
+  <w:num w:numId="6" w16cid:durableId="1007055556">
     <w:abstractNumId w:val="22"/>
   </w:num>
-  <w:num w:numId="7">
+  <w:num w:numId="7" w16cid:durableId="1038627849">
     <w:abstractNumId w:val="4"/>
   </w:num>
-  <w:num w:numId="8">
+  <w:num w:numId="8" w16cid:durableId="809175887">
     <w:abstractNumId w:val="20"/>
   </w:num>
-  <w:num w:numId="9">
+  <w:num w:numId="9" w16cid:durableId="1964657068">
     <w:abstractNumId w:val="26"/>
   </w:num>
-  <w:num w:numId="10">
+  <w:num w:numId="10" w16cid:durableId="1104576165">
     <w:abstractNumId w:val="15"/>
   </w:num>
-  <w:num w:numId="11">
+  <w:num w:numId="11" w16cid:durableId="850414666">
     <w:abstractNumId w:val="2"/>
   </w:num>
-  <w:num w:numId="12">
+  <w:num w:numId="12" w16cid:durableId="1899901780">
     <w:abstractNumId w:val="0"/>
   </w:num>
-  <w:num w:numId="13">
+  <w:num w:numId="13" w16cid:durableId="2041931405">
     <w:abstractNumId w:val="1"/>
   </w:num>
-  <w:num w:numId="14">
+  <w:num w:numId="14" w16cid:durableId="1725132812">
     <w:abstractNumId w:val="24"/>
   </w:num>
-  <w:num w:numId="15">
+  <w:num w:numId="15" w16cid:durableId="106848959">
     <w:abstractNumId w:val="19"/>
   </w:num>
-  <w:num w:numId="16">
+  <w:num w:numId="16" w16cid:durableId="141124688">
     <w:abstractNumId w:val="6"/>
   </w:num>
-  <w:num w:numId="17">
+  <w:num w:numId="17" w16cid:durableId="1747192231">
     <w:abstractNumId w:val="11"/>
   </w:num>
-  <w:num w:numId="18">
+  <w:num w:numId="18" w16cid:durableId="1877233330">
     <w:abstractNumId w:val="3"/>
   </w:num>
-  <w:num w:numId="19">
+  <w:num w:numId="19" w16cid:durableId="1459370956">
     <w:abstractNumId w:val="10"/>
   </w:num>
-  <w:num w:numId="20">
+  <w:num w:numId="20" w16cid:durableId="332757400">
     <w:abstractNumId w:val="14"/>
   </w:num>
-  <w:num w:numId="21">
+  <w:num w:numId="21" w16cid:durableId="1143890368">
     <w:abstractNumId w:val="13"/>
   </w:num>
-  <w:num w:numId="22">
+  <w:num w:numId="22" w16cid:durableId="1691031441">
     <w:abstractNumId w:val="21"/>
   </w:num>
-  <w:num w:numId="23">
+  <w:num w:numId="23" w16cid:durableId="1665472140">
     <w:abstractNumId w:val="5"/>
   </w:num>
-  <w:num w:numId="24">
+  <w:num w:numId="24" w16cid:durableId="802121711">
     <w:abstractNumId w:val="17"/>
   </w:num>
-  <w:num w:numId="25">
+  <w:num w:numId="25" w16cid:durableId="16005734">
     <w:abstractNumId w:val="23"/>
   </w:num>
-  <w:num w:numId="26">
+  <w:num w:numId="26" w16cid:durableId="1530097515">
     <w:abstractNumId w:val="16"/>
   </w:num>
-  <w:num w:numId="27">
+  <w:num w:numId="27" w16cid:durableId="177237198">
     <w:abstractNumId w:val="9"/>
   </w:num>
 </w:numbering>
 </file>
 
 <file path=word/styles.xml><?xml version="1.0" encoding="utf-8"?>
-<w:styles xmlns:mc="http://schemas.openxmlformats.org/markup-compatibility/2006" xmlns:r="http://schemas.openxmlformats.org/officeDocument/2006/relationships" xmlns:w="http://schemas.openxmlformats.org/wordprocessingml/2006/main" xmlns:w14="http://schemas.microsoft.com/office/word/2010/wordml" xmlns:w15="http://schemas.microsoft.com/office/word/2012/wordml" xmlns:w16cid="http://schemas.microsoft.com/office/word/2016/wordml/cid" xmlns:w16se="http://schemas.microsoft.com/office/word/2015/wordml/symex" mc:Ignorable="w14 w15 w16se w16cid">
+<w:styles xmlns:mc="http://schemas.openxmlformats.org/markup-compatibility/2006" xmlns:r="http://schemas.openxmlformats.org/officeDocument/2006/relationships" xmlns:w="http://schemas.openxmlformats.org/wordprocessingml/2006/main" xmlns:w14="http://schemas.microsoft.com/office/word/2010/wordml" xmlns:w15="http://schemas.microsoft.com/office/word/2012/wordml" xmlns:w16cex="http://schemas.microsoft.com/office/word/2018/wordml/cex" xmlns:w16cid="http://schemas.microsoft.com/office/word/2016/wordml/cid" xmlns:w16="http://schemas.microsoft.com/office/word/2018/wordml" xmlns:w16du="http://schemas.microsoft.com/office/word/2023/wordml/word16du" xmlns:w16sdtdh="http://schemas.microsoft.com/office/word/2020/wordml/sdtdatahash" xmlns:w16se="http://schemas.microsoft.com/office/word/2015/wordml/symex" mc:Ignorable="w14 w15 w16se w16cid w16 w16cex w16sdtdh w16du">
   <w:docDefaults>
     <w:rPrDefault>
       <w:rPr>
@@ -19682,7 +18892,7 @@
       </w:pPr>
     </w:pPrDefault>
   </w:docDefaults>
-  <w:latentStyles w:defLockedState="0" w:defUIPriority="99" w:defSemiHidden="0" w:defUnhideWhenUsed="0" w:defQFormat="0" w:count="375">
+  <w:latentStyles w:defLockedState="0" w:defUIPriority="99" w:defSemiHidden="0" w:defUnhideWhenUsed="0" w:defQFormat="0" w:count="376">
     <w:lsdException w:name="Normal" w:uiPriority="0" w:qFormat="1"/>
     <w:lsdException w:name="heading 1" w:uiPriority="9" w:qFormat="1"/>
     <w:lsdException w:name="heading 2" w:semiHidden="1" w:uiPriority="9" w:unhideWhenUsed="1" w:qFormat="1"/>
@@ -20058,6 +19268,7 @@
     <w:lsdException w:name="Smart Hyperlink" w:semiHidden="1" w:unhideWhenUsed="1"/>
     <w:lsdException w:name="Hashtag" w:semiHidden="1" w:unhideWhenUsed="1"/>
     <w:lsdException w:name="Unresolved Mention" w:semiHidden="1" w:unhideWhenUsed="1"/>
+    <w:lsdException w:name="Smart Link" w:semiHidden="1" w:unhideWhenUsed="1"/>
   </w:latentStyles>
   <w:style w:type="paragraph" w:default="1" w:styleId="Normal">
     <w:name w:val="Normal"/>
